--- a/docs/Руководство по работе с шаблоном ОВ_SP.docx
+++ b/docs/Руководство по работе с шаблоном ОВ_SP.docx
@@ -107,7 +107,7 @@
           <w:r>
             <w:fldChar w:fldCharType="separate"/>
           </w:r>
-          <w:hyperlink w:anchor="_Toc243621239" w:history="1">
+          <w:hyperlink w:anchor="_Toc243670564" w:history="1">
             <w:r>
               <w:rPr>
                 <w:rStyle w:val="af1"/>
@@ -152,7 +152,7 @@
                 <w:noProof/>
                 <w:webHidden/>
               </w:rPr>
-              <w:instrText xml:space="preserve"> PAGEREF _Toc243621239 \h </w:instrText>
+              <w:instrText xml:space="preserve"> PAGEREF _Toc243670564 \h </w:instrText>
             </w:r>
             <w:r>
               <w:rPr>
@@ -199,7 +199,7 @@
               <w14:ligatures w14:val="standardContextual"/>
             </w:rPr>
           </w:pPr>
-          <w:hyperlink w:anchor="_Toc243621240" w:history="1">
+          <w:hyperlink w:anchor="_Toc243670565" w:history="1">
             <w:r>
               <w:rPr>
                 <w:rStyle w:val="af1"/>
@@ -244,7 +244,7 @@
                 <w:noProof/>
                 <w:webHidden/>
               </w:rPr>
-              <w:instrText xml:space="preserve"> PAGEREF _Toc243621240 \h </w:instrText>
+              <w:instrText xml:space="preserve"> PAGEREF _Toc243670565 \h </w:instrText>
             </w:r>
             <w:r>
               <w:rPr>
@@ -264,7 +264,7 @@
                 <w:noProof/>
                 <w:webHidden/>
               </w:rPr>
-              <w:t>3</w:t>
+              <w:t>4</w:t>
             </w:r>
             <w:r>
               <w:rPr>
@@ -291,7 +291,7 @@
               <w14:ligatures w14:val="standardContextual"/>
             </w:rPr>
           </w:pPr>
-          <w:hyperlink w:anchor="_Toc243621241" w:history="1">
+          <w:hyperlink w:anchor="_Toc243670566" w:history="1">
             <w:r>
               <w:rPr>
                 <w:rStyle w:val="af1"/>
@@ -336,7 +336,7 @@
                 <w:noProof/>
                 <w:webHidden/>
               </w:rPr>
-              <w:instrText xml:space="preserve"> PAGEREF _Toc243621241 \h </w:instrText>
+              <w:instrText xml:space="preserve"> PAGEREF _Toc243670566 \h </w:instrText>
             </w:r>
             <w:r>
               <w:rPr>
@@ -356,7 +356,7 @@
                 <w:noProof/>
                 <w:webHidden/>
               </w:rPr>
-              <w:t>3</w:t>
+              <w:t>4</w:t>
             </w:r>
             <w:r>
               <w:rPr>
@@ -383,7 +383,7 @@
               <w14:ligatures w14:val="standardContextual"/>
             </w:rPr>
           </w:pPr>
-          <w:hyperlink w:anchor="_Toc243621242" w:history="1">
+          <w:hyperlink w:anchor="_Toc243670567" w:history="1">
             <w:r>
               <w:rPr>
                 <w:rStyle w:val="af1"/>
@@ -428,7 +428,7 @@
                 <w:noProof/>
                 <w:webHidden/>
               </w:rPr>
-              <w:instrText xml:space="preserve"> PAGEREF _Toc243621242 \h </w:instrText>
+              <w:instrText xml:space="preserve"> PAGEREF _Toc243670567 \h </w:instrText>
             </w:r>
             <w:r>
               <w:rPr>
@@ -448,7 +448,7 @@
                 <w:noProof/>
                 <w:webHidden/>
               </w:rPr>
-              <w:t>4</w:t>
+              <w:t>6</w:t>
             </w:r>
             <w:r>
               <w:rPr>
@@ -475,7 +475,7 @@
               <w14:ligatures w14:val="standardContextual"/>
             </w:rPr>
           </w:pPr>
-          <w:hyperlink w:anchor="_Toc243621243" w:history="1">
+          <w:hyperlink w:anchor="_Toc243670568" w:history="1">
             <w:r>
               <w:rPr>
                 <w:rStyle w:val="af1"/>
@@ -520,7 +520,7 @@
                 <w:noProof/>
                 <w:webHidden/>
               </w:rPr>
-              <w:instrText xml:space="preserve"> PAGEREF _Toc243621243 \h </w:instrText>
+              <w:instrText xml:space="preserve"> PAGEREF _Toc243670568 \h </w:instrText>
             </w:r>
             <w:r>
               <w:rPr>
@@ -540,7 +540,7 @@
                 <w:noProof/>
                 <w:webHidden/>
               </w:rPr>
-              <w:t>5</w:t>
+              <w:t>6</w:t>
             </w:r>
             <w:r>
               <w:rPr>
@@ -567,7 +567,7 @@
               <w14:ligatures w14:val="standardContextual"/>
             </w:rPr>
           </w:pPr>
-          <w:hyperlink w:anchor="_Toc243621244" w:history="1">
+          <w:hyperlink w:anchor="_Toc243670569" w:history="1">
             <w:r>
               <w:rPr>
                 <w:rStyle w:val="af1"/>
@@ -592,7 +592,7 @@
                 <w:noProof/>
                 <w:lang w:val="en-US"/>
               </w:rPr>
-              <w:t>Девятиграфковая спецификация ОВ2</w:t>
+              <w:t>Девятиграфковая спецификация ОВ</w:t>
             </w:r>
             <w:r>
               <w:rPr>
@@ -613,7 +613,7 @@
                 <w:noProof/>
                 <w:webHidden/>
               </w:rPr>
-              <w:instrText xml:space="preserve"> PAGEREF _Toc243621244 \h </w:instrText>
+              <w:instrText xml:space="preserve"> PAGEREF _Toc243670569 \h </w:instrText>
             </w:r>
             <w:r>
               <w:rPr>
@@ -633,7 +633,7 @@
                 <w:noProof/>
                 <w:webHidden/>
               </w:rPr>
-              <w:t>5</w:t>
+              <w:t>6</w:t>
             </w:r>
             <w:r>
               <w:rPr>
@@ -660,7 +660,7 @@
               <w14:ligatures w14:val="standardContextual"/>
             </w:rPr>
           </w:pPr>
-          <w:hyperlink w:anchor="_Toc243621245" w:history="1">
+          <w:hyperlink w:anchor="_Toc243670570" w:history="1">
             <w:r>
               <w:rPr>
                 <w:rStyle w:val="af1"/>
@@ -705,7 +705,7 @@
                 <w:noProof/>
                 <w:webHidden/>
               </w:rPr>
-              <w:instrText xml:space="preserve"> PAGEREF _Toc243621245 \h </w:instrText>
+              <w:instrText xml:space="preserve"> PAGEREF _Toc243670570 \h </w:instrText>
             </w:r>
             <w:r>
               <w:rPr>
@@ -725,7 +725,7 @@
                 <w:noProof/>
                 <w:webHidden/>
               </w:rPr>
-              <w:t>6</w:t>
+              <w:t>7</w:t>
             </w:r>
             <w:r>
               <w:rPr>
@@ -752,7 +752,7 @@
               <w14:ligatures w14:val="standardContextual"/>
             </w:rPr>
           </w:pPr>
-          <w:hyperlink w:anchor="_Toc243621246" w:history="1">
+          <w:hyperlink w:anchor="_Toc243670571" w:history="1">
             <w:r>
               <w:rPr>
                 <w:rStyle w:val="af1"/>
@@ -776,7 +776,7 @@
                 <w:rStyle w:val="af1"/>
                 <w:noProof/>
               </w:rPr>
-              <w:t>Оформление.</w:t>
+              <w:t>Оформление</w:t>
             </w:r>
             <w:r>
               <w:rPr>
@@ -797,7 +797,7 @@
                 <w:noProof/>
                 <w:webHidden/>
               </w:rPr>
-              <w:instrText xml:space="preserve"> PAGEREF _Toc243621246 \h </w:instrText>
+              <w:instrText xml:space="preserve"> PAGEREF _Toc243670571 \h </w:instrText>
             </w:r>
             <w:r>
               <w:rPr>
@@ -817,7 +817,7 @@
                 <w:noProof/>
                 <w:webHidden/>
               </w:rPr>
-              <w:t>8</w:t>
+              <w:t>9</w:t>
             </w:r>
             <w:r>
               <w:rPr>
@@ -844,7 +844,7 @@
               <w14:ligatures w14:val="standardContextual"/>
             </w:rPr>
           </w:pPr>
-          <w:hyperlink w:anchor="_Toc243621247" w:history="1">
+          <w:hyperlink w:anchor="_Toc243670572" w:history="1">
             <w:r>
               <w:rPr>
                 <w:rStyle w:val="af1"/>
@@ -868,7 +868,7 @@
                 <w:rStyle w:val="af1"/>
                 <w:noProof/>
               </w:rPr>
-              <w:t>Создание марки воздуховода</w:t>
+              <w:t>Создание марки</w:t>
             </w:r>
             <w:r>
               <w:rPr>
@@ -889,7 +889,7 @@
                 <w:noProof/>
                 <w:webHidden/>
               </w:rPr>
-              <w:instrText xml:space="preserve"> PAGEREF _Toc243621247 \h </w:instrText>
+              <w:instrText xml:space="preserve"> PAGEREF _Toc243670572 \h </w:instrText>
             </w:r>
             <w:r>
               <w:rPr>
@@ -909,7 +909,7 @@
                 <w:noProof/>
                 <w:webHidden/>
               </w:rPr>
-              <w:t>8</w:t>
+              <w:t>9</w:t>
             </w:r>
             <w:r>
               <w:rPr>
@@ -936,7 +936,7 @@
               <w14:ligatures w14:val="standardContextual"/>
             </w:rPr>
           </w:pPr>
-          <w:hyperlink w:anchor="_Toc243621248" w:history="1">
+          <w:hyperlink w:anchor="_Toc243670573" w:history="1">
             <w:r>
               <w:rPr>
                 <w:rStyle w:val="af1"/>
@@ -960,7 +960,7 @@
                 <w:rStyle w:val="af1"/>
                 <w:noProof/>
               </w:rPr>
-              <w:t>Марка других элементов</w:t>
+              <w:t>Вывод спецификации на А3</w:t>
             </w:r>
             <w:r>
               <w:rPr>
@@ -981,7 +981,7 @@
                 <w:noProof/>
                 <w:webHidden/>
               </w:rPr>
-              <w:instrText xml:space="preserve"> PAGEREF _Toc243621248 \h </w:instrText>
+              <w:instrText xml:space="preserve"> PAGEREF _Toc243670573 \h </w:instrText>
             </w:r>
             <w:r>
               <w:rPr>
@@ -1001,99 +1001,7 @@
                 <w:noProof/>
                 <w:webHidden/>
               </w:rPr>
-              <w:t>9</w:t>
-            </w:r>
-            <w:r>
-              <w:rPr>
-                <w:noProof/>
-                <w:webHidden/>
-              </w:rPr>
-              <w:fldChar w:fldCharType="end"/>
-            </w:r>
-          </w:hyperlink>
-        </w:p>
-        <w:p>
-          <w:pPr>
-            <w:pStyle w:val="23"/>
-            <w:tabs>
-              <w:tab w:val="left" w:pos="960"/>
-              <w:tab w:val="right" w:leader="dot" w:pos="9350"/>
-            </w:tabs>
-            <w:rPr>
-              <w:rFonts w:cstheme="minorBidi"/>
-              <w:noProof/>
-              <w:kern w:val="2"/>
-              <w:sz w:val="24"/>
-              <w:szCs w:val="24"/>
-              <w14:ligatures w14:val="standardContextual"/>
-            </w:rPr>
-          </w:pPr>
-          <w:hyperlink w:anchor="_Toc243621249" w:history="1">
-            <w:r>
-              <w:rPr>
-                <w:rStyle w:val="af1"/>
-                <w:noProof/>
-              </w:rPr>
-              <w:t>4.3.</w:t>
-            </w:r>
-            <w:r>
-              <w:rPr>
-                <w:rFonts w:cstheme="minorBidi"/>
-                <w:noProof/>
-                <w:kern w:val="2"/>
-                <w:sz w:val="24"/>
-                <w:szCs w:val="24"/>
-                <w14:ligatures w14:val="standardContextual"/>
-              </w:rPr>
-              <w:tab/>
-            </w:r>
-            <w:r>
-              <w:rPr>
-                <w:rStyle w:val="af1"/>
-                <w:noProof/>
-              </w:rPr>
-              <w:t>Вывод спецификации на А3</w:t>
-            </w:r>
-            <w:r>
-              <w:rPr>
-                <w:noProof/>
-                <w:webHidden/>
-              </w:rPr>
-              <w:tab/>
-            </w:r>
-            <w:r>
-              <w:rPr>
-                <w:noProof/>
-                <w:webHidden/>
-              </w:rPr>
-              <w:fldChar w:fldCharType="begin"/>
-            </w:r>
-            <w:r>
-              <w:rPr>
-                <w:noProof/>
-                <w:webHidden/>
-              </w:rPr>
-              <w:instrText xml:space="preserve"> PAGEREF _Toc243621249 \h </w:instrText>
-            </w:r>
-            <w:r>
-              <w:rPr>
-                <w:noProof/>
-                <w:webHidden/>
-              </w:rPr>
-            </w:r>
-            <w:r>
-              <w:rPr>
-                <w:noProof/>
-                <w:webHidden/>
-              </w:rPr>
-              <w:fldChar w:fldCharType="separate"/>
-            </w:r>
-            <w:r>
-              <w:rPr>
-                <w:noProof/>
-                <w:webHidden/>
-              </w:rPr>
-              <w:t>10</w:t>
+              <w:t>13</w:t>
             </w:r>
             <w:r>
               <w:rPr>
@@ -1137,7 +1045,7 @@
           <w:numId w:val="1"/>
         </w:numPr>
       </w:pPr>
-      <w:bookmarkStart w:id="0" w:name="_Toc243621239"/>
+      <w:bookmarkStart w:id="0" w:name="_Toc243670564"/>
       <w:r>
         <w:lastRenderedPageBreak/>
         <w:t>Общие данные</w:t>
@@ -1163,6 +1071,11 @@
     </w:p>
     <w:p>
       <w:r>
+        <w:t>Загрузка требуемых скриптов (п. 2.1).</w:t>
+      </w:r>
+    </w:p>
+    <w:p>
+      <w:r>
         <w:t>Загрузка требуемых семейств осуществляется при помощи скрипта (п.</w:t>
       </w:r>
       <w:r>
@@ -1178,6 +1091,474 @@
         <w:t>).</w:t>
       </w:r>
     </w:p>
+    <w:p/>
+    <w:p>
+      <w:pPr>
+        <w:jc w:val="center"/>
+        <w:rPr>
+          <w:b/>
+          <w:bCs/>
+        </w:rPr>
+      </w:pPr>
+      <w:r>
+        <w:rPr>
+          <w:b/>
+          <w:bCs/>
+        </w:rPr>
+        <w:t>Список скриптов</w:t>
+      </w:r>
+    </w:p>
+    <w:tbl>
+      <w:tblPr>
+        <w:tblStyle w:val="af2"/>
+        <w:tblW w:w="0" w:type="auto"/>
+        <w:tblLook w:val="04A0" w:firstRow="1" w:lastRow="0" w:firstColumn="1" w:lastColumn="0" w:noHBand="0" w:noVBand="1"/>
+      </w:tblPr>
+      <w:tblGrid>
+        <w:gridCol w:w="4675"/>
+        <w:gridCol w:w="4675"/>
+      </w:tblGrid>
+      <w:tr>
+        <w:tc>
+          <w:tcPr>
+            <w:tcW w:w="4675" w:type="dxa"/>
+          </w:tcPr>
+          <w:p>
+            <w:pPr>
+              <w:jc w:val="center"/>
+              <w:rPr>
+                <w:b/>
+                <w:bCs/>
+              </w:rPr>
+            </w:pPr>
+            <w:r>
+              <w:rPr>
+                <w:b/>
+                <w:bCs/>
+              </w:rPr>
+              <w:t>Название</w:t>
+            </w:r>
+          </w:p>
+        </w:tc>
+        <w:tc>
+          <w:tcPr>
+            <w:tcW w:w="4675" w:type="dxa"/>
+          </w:tcPr>
+          <w:p>
+            <w:pPr>
+              <w:jc w:val="center"/>
+              <w:rPr>
+                <w:b/>
+                <w:bCs/>
+              </w:rPr>
+            </w:pPr>
+            <w:r>
+              <w:rPr>
+                <w:b/>
+                <w:bCs/>
+              </w:rPr>
+              <w:t>Описание</w:t>
+            </w:r>
+          </w:p>
+        </w:tc>
+      </w:tr>
+      <w:tr>
+        <w:tc>
+          <w:tcPr>
+            <w:tcW w:w="4675" w:type="dxa"/>
+          </w:tcPr>
+          <w:p>
+            <w:r>
+              <w:t>Спецификация ОВ2</w:t>
+            </w:r>
+          </w:p>
+        </w:tc>
+        <w:tc>
+          <w:tcPr>
+            <w:tcW w:w="4675" w:type="dxa"/>
+          </w:tcPr>
+          <w:p>
+            <w:r>
+              <w:t xml:space="preserve">Объединённый расчёт спецификации ОВ2 за один запуск. Вместо восьми отдельных скриптов («Воздуховоды», «Арматура воздуховодов», «Фасонные части воздуховодов», «Воздухораспределители», «Клапаны </w:t>
+            </w:r>
+            <w:proofErr w:type="spellStart"/>
+            <w:r>
+              <w:t>Сигмавент</w:t>
+            </w:r>
+            <w:proofErr w:type="spellEnd"/>
+            <w:r>
+              <w:t>», «Изоляция», «Механическое оборудование», «Расходники») — один, с общим окном настроек и одним окном соответствия систем. Правила расчёта каждой механики полностью совпадают с её отдельным скриптом: перед расчётом механика получает свой кэш элементов, свои коэффициенты и те же фильтры — как при индивидуальном запуске.</w:t>
+            </w:r>
+          </w:p>
+          <w:p>
+            <w:r>
+              <w:t>Трубы ОВ1 этим скриптом не выполняются — для них есть отдельный скрипт «Трубы ОВ1».</w:t>
+            </w:r>
+          </w:p>
+        </w:tc>
+      </w:tr>
+      <w:tr>
+        <w:tc>
+          <w:tcPr>
+            <w:tcW w:w="4675" w:type="dxa"/>
+          </w:tcPr>
+          <w:p>
+            <w:r>
+              <w:t>Трубы ОВ1</w:t>
+            </w:r>
+          </w:p>
+        </w:tc>
+        <w:tc>
+          <w:tcPr>
+            <w:tcW w:w="4675" w:type="dxa"/>
+          </w:tcPr>
+          <w:p>
+            <w:r>
+              <w:t>Расчёт спецификации трубопроводов ОВ1: трубы, арматура трубопроводов, соединительные детали (фитинги), гибкие трубы — с заполнением параметров для спецификации А3.</w:t>
+            </w:r>
+          </w:p>
+        </w:tc>
+      </w:tr>
+      <w:tr>
+        <w:tc>
+          <w:tcPr>
+            <w:tcW w:w="4675" w:type="dxa"/>
+          </w:tcPr>
+          <w:p>
+            <w:r>
+              <w:t>Арматура воздуховодов</w:t>
+            </w:r>
+          </w:p>
+        </w:tc>
+        <w:tc>
+          <w:tcPr>
+            <w:tcW w:w="4675" w:type="dxa"/>
+          </w:tcPr>
+          <w:p>
+            <w:r>
+              <w:t>Расчёт спецификации арматуры воздуховодов (заслонки, клапаны, вставки) и заполнение параметров.</w:t>
+            </w:r>
+          </w:p>
+        </w:tc>
+      </w:tr>
+      <w:tr>
+        <w:tc>
+          <w:tcPr>
+            <w:tcW w:w="4675" w:type="dxa"/>
+          </w:tcPr>
+          <w:p>
+            <w:r>
+              <w:t xml:space="preserve">Клапаны </w:t>
+            </w:r>
+            <w:proofErr w:type="spellStart"/>
+            <w:r>
+              <w:t>сигмавент</w:t>
+            </w:r>
+            <w:proofErr w:type="spellEnd"/>
+          </w:p>
+        </w:tc>
+        <w:tc>
+          <w:tcPr>
+            <w:tcW w:w="4675" w:type="dxa"/>
+          </w:tcPr>
+          <w:p>
+            <w:r>
+              <w:t>Расчёт спецификации клапанов «</w:t>
+            </w:r>
+            <w:proofErr w:type="spellStart"/>
+            <w:r>
+              <w:t>Сигмавент</w:t>
+            </w:r>
+            <w:proofErr w:type="spellEnd"/>
+            <w:r>
+              <w:t>» (арматура воздуховодов с именем, содержащим «</w:t>
+            </w:r>
+            <w:proofErr w:type="spellStart"/>
+            <w:r>
+              <w:t>Сигмавент</w:t>
+            </w:r>
+            <w:proofErr w:type="spellEnd"/>
+            <w:r>
+              <w:t>») и заполнение параметров.</w:t>
+            </w:r>
+          </w:p>
+        </w:tc>
+      </w:tr>
+      <w:tr>
+        <w:tc>
+          <w:tcPr>
+            <w:tcW w:w="4675" w:type="dxa"/>
+          </w:tcPr>
+          <w:p>
+            <w:r>
+              <w:t>Воздухораспределители</w:t>
+            </w:r>
+          </w:p>
+        </w:tc>
+        <w:tc>
+          <w:tcPr>
+            <w:tcW w:w="4675" w:type="dxa"/>
+          </w:tcPr>
+          <w:p>
+            <w:r>
+              <w:t>Расчёт спецификации воздухораспределителей (диффузоры, решётки, приточно-вытяжные устройства) и заполнение параметров.</w:t>
+            </w:r>
+          </w:p>
+        </w:tc>
+      </w:tr>
+      <w:tr>
+        <w:tc>
+          <w:tcPr>
+            <w:tcW w:w="4675" w:type="dxa"/>
+          </w:tcPr>
+          <w:p>
+            <w:r>
+              <w:t>Механическое оборудование</w:t>
+            </w:r>
+          </w:p>
+        </w:tc>
+        <w:tc>
+          <w:tcPr>
+            <w:tcW w:w="4675" w:type="dxa"/>
+          </w:tcPr>
+          <w:p>
+            <w:r>
+              <w:t>Подготовка механического оборудования ОВ к спецификации А3: простановка количества, единиц измерения, группировки и классификации системы; распространение имени системы и завода-изготовителя на вложенные элементы (клапаны, фитинги и т.п.), пометка «или аналог».</w:t>
+            </w:r>
+          </w:p>
+        </w:tc>
+      </w:tr>
+      <w:tr>
+        <w:tc>
+          <w:tcPr>
+            <w:tcW w:w="4675" w:type="dxa"/>
+          </w:tcPr>
+          <w:p>
+            <w:r>
+              <w:t>Воздуховоды</w:t>
+            </w:r>
+          </w:p>
+        </w:tc>
+        <w:tc>
+          <w:tcPr>
+            <w:tcW w:w="4675" w:type="dxa"/>
+          </w:tcPr>
+          <w:p>
+            <w:r>
+              <w:t>Расчёт спецификации воздуховодов ОВ2 (круглые и прямоугольные) и заполнение параметров.</w:t>
+            </w:r>
+          </w:p>
+        </w:tc>
+      </w:tr>
+      <w:tr>
+        <w:tc>
+          <w:tcPr>
+            <w:tcW w:w="4675" w:type="dxa"/>
+          </w:tcPr>
+          <w:p>
+            <w:r>
+              <w:lastRenderedPageBreak/>
+              <w:t>Изоляция</w:t>
+            </w:r>
+          </w:p>
+        </w:tc>
+        <w:tc>
+          <w:tcPr>
+            <w:tcW w:w="4675" w:type="dxa"/>
+          </w:tcPr>
+          <w:p>
+            <w:r>
+              <w:t>Расчёт спецификации изоляции воздуховодов (</w:t>
+            </w:r>
+            <w:proofErr w:type="spellStart"/>
+            <w:r>
+              <w:rPr>
+                <w:lang w:val="en-US"/>
+              </w:rPr>
+              <w:t>DuctInsulation</w:t>
+            </w:r>
+            <w:proofErr w:type="spellEnd"/>
+            <w:r>
+              <w:t>) и заполнение параметров.</w:t>
+            </w:r>
+          </w:p>
+          <w:p>
+            <w:pPr>
+              <w:rPr>
+                <w:lang w:val="en-US"/>
+              </w:rPr>
+            </w:pPr>
+            <w:r>
+              <w:rPr>
+                <w:bCs/>
+                <w:highlight w:val="red"/>
+              </w:rPr>
+              <w:t>Важно:</w:t>
+            </w:r>
+            <w:r>
+              <w:t xml:space="preserve"> модуль работает поверх результатов модуля «Воздуховоды» — площадь, имя системы, классификация и группировка берутся с хозяина-воздуховода. </w:t>
+            </w:r>
+            <w:proofErr w:type="spellStart"/>
+            <w:r>
+              <w:rPr>
+                <w:lang w:val="en-US"/>
+              </w:rPr>
+              <w:t>Сначала</w:t>
+            </w:r>
+            <w:proofErr w:type="spellEnd"/>
+            <w:r>
+              <w:rPr>
+                <w:lang w:val="en-US"/>
+              </w:rPr>
+              <w:t xml:space="preserve"> </w:t>
+            </w:r>
+            <w:proofErr w:type="spellStart"/>
+            <w:r>
+              <w:rPr>
+                <w:lang w:val="en-US"/>
+              </w:rPr>
+              <w:t>запустите</w:t>
+            </w:r>
+            <w:proofErr w:type="spellEnd"/>
+            <w:r>
+              <w:rPr>
+                <w:lang w:val="en-US"/>
+              </w:rPr>
+              <w:t xml:space="preserve"> «</w:t>
+            </w:r>
+            <w:proofErr w:type="spellStart"/>
+            <w:r>
+              <w:rPr>
+                <w:lang w:val="en-US"/>
+              </w:rPr>
+              <w:t>Воздуховоды</w:t>
+            </w:r>
+            <w:proofErr w:type="spellEnd"/>
+            <w:r>
+              <w:rPr>
+                <w:lang w:val="en-US"/>
+              </w:rPr>
+              <w:t xml:space="preserve">», </w:t>
+            </w:r>
+            <w:proofErr w:type="spellStart"/>
+            <w:r>
+              <w:rPr>
+                <w:lang w:val="en-US"/>
+              </w:rPr>
+              <w:t>затем</w:t>
+            </w:r>
+            <w:proofErr w:type="spellEnd"/>
+            <w:r>
+              <w:rPr>
+                <w:lang w:val="en-US"/>
+              </w:rPr>
+              <w:t xml:space="preserve"> «</w:t>
+            </w:r>
+            <w:proofErr w:type="spellStart"/>
+            <w:r>
+              <w:rPr>
+                <w:lang w:val="en-US"/>
+              </w:rPr>
+              <w:t>Изоляцию</w:t>
+            </w:r>
+            <w:proofErr w:type="spellEnd"/>
+            <w:r>
+              <w:rPr>
+                <w:lang w:val="en-US"/>
+              </w:rPr>
+              <w:t>».</w:t>
+            </w:r>
+          </w:p>
+          <w:p/>
+        </w:tc>
+      </w:tr>
+      <w:tr>
+        <w:tc>
+          <w:tcPr>
+            <w:tcW w:w="4675" w:type="dxa"/>
+          </w:tcPr>
+          <w:p>
+            <w:r>
+              <w:t>Фасонные части воздуховодов</w:t>
+            </w:r>
+          </w:p>
+        </w:tc>
+        <w:tc>
+          <w:tcPr>
+            <w:tcW w:w="4675" w:type="dxa"/>
+          </w:tcPr>
+          <w:p>
+            <w:r>
+              <w:t xml:space="preserve">Расчёт спецификации фасонных деталей воздуховодов (отводы, тройники, переходы, врезки, заглушки — круглые и прямоугольные) с площадями из </w:t>
+            </w:r>
+            <w:r>
+              <w:rPr>
+                <w:lang w:val="en-US"/>
+              </w:rPr>
+              <w:t>CSV</w:t>
+            </w:r>
+            <w:r>
+              <w:t xml:space="preserve">-таблиц (наследие </w:t>
+            </w:r>
+            <w:proofErr w:type="spellStart"/>
+            <w:r>
+              <w:rPr>
+                <w:lang w:val="en-US"/>
+              </w:rPr>
+              <w:t>VntilationPR</w:t>
+            </w:r>
+            <w:proofErr w:type="spellEnd"/>
+            <w:r>
+              <w:t>, без выгрузки солидов).</w:t>
+            </w:r>
+          </w:p>
+        </w:tc>
+      </w:tr>
+      <w:tr>
+        <w:tc>
+          <w:tcPr>
+            <w:tcW w:w="4675" w:type="dxa"/>
+          </w:tcPr>
+          <w:p>
+            <w:r>
+              <w:t>Расходники</w:t>
+            </w:r>
+          </w:p>
+        </w:tc>
+        <w:tc>
+          <w:tcPr>
+            <w:tcW w:w="4675" w:type="dxa"/>
+          </w:tcPr>
+          <w:p>
+            <w:r>
+              <w:t>Расчёт расходных материалов по механическим системам вентиляции: металл для крепления, огнезащитное покрытие, сетка, скотч, оцинкованная сталь, уплотнительная лента. Результат размещается в модели контейнерными семействами «Система» (по одному на систему) с заполненными параметрами у вложенных расходников.</w:t>
+            </w:r>
+          </w:p>
+        </w:tc>
+      </w:tr>
+      <w:tr>
+        <w:tc>
+          <w:tcPr>
+            <w:tcW w:w="4675" w:type="dxa"/>
+          </w:tcPr>
+          <w:p>
+            <w:r>
+              <w:t>Сводная спецификация А3</w:t>
+            </w:r>
+          </w:p>
+        </w:tc>
+        <w:tc>
+          <w:tcPr>
+            <w:tcW w:w="4675" w:type="dxa"/>
+          </w:tcPr>
+          <w:p>
+            <w:r>
+              <w:t>Размещение сводной спецификации на листы А3: автоматическая разбивка выбранной спецификации на страницы по заполненности листа, нумерация позиций, создание листов по выбранным листам-образцам и размещение на них сегментов этой же спецификации (механика «Разделить и вставить», без создания копий спецификации).</w:t>
+            </w:r>
+          </w:p>
+        </w:tc>
+      </w:tr>
+    </w:tbl>
     <w:p/>
     <w:p>
       <w:pPr>
@@ -1187,7 +1568,7 @@
           <w:numId w:val="1"/>
         </w:numPr>
       </w:pPr>
-      <w:bookmarkStart w:id="1" w:name="_Toc243621240"/>
+      <w:bookmarkStart w:id="1" w:name="_Toc243670565"/>
       <w:r>
         <w:t>Подготовка к проекту</w:t>
       </w:r>
@@ -1201,7 +1582,7 @@
           <w:numId w:val="1"/>
         </w:numPr>
       </w:pPr>
-      <w:bookmarkStart w:id="2" w:name="_Toc243621241"/>
+      <w:bookmarkStart w:id="2" w:name="_Toc243670566"/>
       <w:r>
         <w:t>Открытие проекта</w:t>
       </w:r>
@@ -1232,9 +1613,7 @@
         <w:jc w:val="center"/>
       </w:pPr>
       <w:r>
-        <w:rPr>
-          <w:noProof/>
-        </w:rPr>
+        <w:lastRenderedPageBreak/>
         <w:drawing>
           <wp:inline distT="0" distB="0" distL="0" distR="0" wp14:anchorId="7CAECAD9" wp14:editId="725E784E">
             <wp:extent cx="3401882" cy="2249022"/>
@@ -1425,9 +1804,6 @@
         <w:jc w:val="center"/>
       </w:pPr>
       <w:r>
-        <w:rPr>
-          <w:noProof/>
-        </w:rPr>
         <w:drawing>
           <wp:inline distT="0" distB="0" distL="0" distR="0" wp14:anchorId="6DDF23BE" wp14:editId="62E3A147">
             <wp:extent cx="5943600" cy="549275"/>
@@ -1504,10 +1880,6 @@
         <w:jc w:val="center"/>
       </w:pPr>
       <w:r>
-        <w:rPr>
-          <w:noProof/>
-        </w:rPr>
-        <w:lastRenderedPageBreak/>
         <w:drawing>
           <wp:inline distT="0" distB="0" distL="0" distR="0" wp14:anchorId="6E278D24" wp14:editId="2F7AE051">
             <wp:extent cx="3028208" cy="803316"/>
@@ -1574,7 +1946,13 @@
         <w:rPr>
           <w:lang w:val="en-US"/>
         </w:rPr>
-        <w:t>WEP</w:t>
+        <w:t>WE</w:t>
+      </w:r>
+      <w:r>
+        <w:rPr>
+          <w:lang w:val="en-US"/>
+        </w:rPr>
+        <w:t>B</w:t>
       </w:r>
       <w:r>
         <w:t xml:space="preserve"> в нижней части экрана (рис. </w:t>
@@ -1679,7 +2057,10 @@
         <w:t xml:space="preserve"> </w:t>
       </w:r>
       <w:r>
-        <w:t xml:space="preserve">файлов одновременно, то в каждом требуется загрузка панели </w:t>
+        <w:t xml:space="preserve">файлов одновременно, то в каждом требуется загрузка </w:t>
+      </w:r>
+      <w:r>
+        <w:t xml:space="preserve">панели </w:t>
       </w:r>
       <w:r>
         <w:rPr>
@@ -1700,8 +2081,9 @@
           <w:numId w:val="1"/>
         </w:numPr>
       </w:pPr>
-      <w:bookmarkStart w:id="3" w:name="_Toc243621242"/>
-      <w:r>
+      <w:bookmarkStart w:id="3" w:name="_Toc243670567"/>
+      <w:r>
+        <w:lastRenderedPageBreak/>
         <w:t>Загрузка семейств</w:t>
       </w:r>
       <w:bookmarkEnd w:id="3"/>
@@ -1759,9 +2141,6 @@
         <w:jc w:val="center"/>
       </w:pPr>
       <w:r>
-        <w:rPr>
-          <w:noProof/>
-        </w:rPr>
         <w:drawing>
           <wp:inline distT="0" distB="0" distL="0" distR="0" wp14:anchorId="6A389043" wp14:editId="00AC785B">
             <wp:extent cx="4825443" cy="691853"/>
@@ -1909,9 +2288,8 @@
         <w:rPr>
           <w:noProof/>
         </w:rPr>
-        <w:lastRenderedPageBreak/>
         <w:drawing>
-          <wp:inline distT="0" distB="0" distL="0" distR="0" wp14:anchorId="5F758AB5" wp14:editId="5B35BFBD">
+          <wp:inline distT="0" distB="0" distL="0" distR="0" wp14:anchorId="5F758AB5" wp14:editId="26D5F412">
             <wp:extent cx="2862079" cy="2232489"/>
             <wp:effectExtent l="0" t="0" r="0" b="0"/>
             <wp:docPr id="935022058" name="Рисунок 1"/>
@@ -1989,7 +2367,7 @@
           <w:numId w:val="1"/>
         </w:numPr>
       </w:pPr>
-      <w:bookmarkStart w:id="4" w:name="_Toc243621243"/>
+      <w:bookmarkStart w:id="4" w:name="_Toc243670568"/>
       <w:r>
         <w:t>Спецификации</w:t>
       </w:r>
@@ -2003,7 +2381,7 @@
           <w:numId w:val="1"/>
         </w:numPr>
       </w:pPr>
-      <w:bookmarkStart w:id="5" w:name="_Toc243621244"/>
+      <w:bookmarkStart w:id="5" w:name="_Toc243670569"/>
       <w:proofErr w:type="spellStart"/>
       <w:r>
         <w:rPr>
@@ -2030,12 +2408,9 @@
         <w:rPr>
           <w:lang w:val="en-US"/>
         </w:rPr>
-        <w:t xml:space="preserve"> О</w:t>
+        <w:t xml:space="preserve"> ОВ</w:t>
       </w:r>
       <w:bookmarkEnd w:id="5"/>
-      <w:r>
-        <w:t>В</w:t>
-      </w:r>
     </w:p>
     <w:p/>
     <w:p>
@@ -2043,7 +2418,17 @@
         <w:spacing w:after="120" w:line="276" w:lineRule="auto"/>
       </w:pPr>
       <w:r>
-        <w:t xml:space="preserve">Спецификация заполняется из общих параметров модели (линейки HT). Скрипты рассчитывают позиции по категориям, заполняют наименование, группировку, количество и систему; расходники для монтажа (клипсы, уплотнительная лента, металл) считаются автоматически и пишутся в контейнерные семейства «Система». </w:t>
+        <w:t>Спецификация заполняется из общих параметров модел</w:t>
+      </w:r>
+      <w:r>
+        <w:t>и</w:t>
+      </w:r>
+      <w:r>
+        <w:t xml:space="preserve">. Скрипты рассчитывают позиции по категориям, заполняют наименование, группировку, количество и систему; расходники для </w:t>
+      </w:r>
+      <w:r>
+        <w:lastRenderedPageBreak/>
+        <w:t xml:space="preserve">монтажа (клипсы, уплотнительная лента, металл ОВ1) считаются автоматически и пишутся в контейнерные семейства «Система». </w:t>
       </w:r>
     </w:p>
     <w:p>
@@ -2166,9 +2551,8 @@
           <w:numId w:val="1"/>
         </w:numPr>
       </w:pPr>
-      <w:bookmarkStart w:id="6" w:name="_Toc243621245"/>
-      <w:r>
-        <w:lastRenderedPageBreak/>
+      <w:bookmarkStart w:id="6" w:name="_Toc243670570"/>
+      <w:r>
         <w:t>Запуск скрипта</w:t>
       </w:r>
       <w:bookmarkEnd w:id="6"/>
@@ -2275,6 +2659,7 @@
         <w:jc w:val="center"/>
       </w:pPr>
       <w:r>
+        <w:lastRenderedPageBreak/>
         <w:t xml:space="preserve">Рис. </w:t>
       </w:r>
       <w:r>
@@ -2302,7 +2687,7 @@
         <w:t xml:space="preserve">В выпадающем списке выбрать </w:t>
       </w:r>
       <w:r>
-        <w:t>«Спецификация ИОС НТ»</w:t>
+        <w:t>«Спецификация ИОС»</w:t>
       </w:r>
       <w:r>
         <w:t xml:space="preserve"> (рис.13)</w:t>
@@ -2320,9 +2705,6 @@
         <w:jc w:val="center"/>
       </w:pPr>
       <w:r>
-        <w:rPr>
-          <w:noProof/>
-        </w:rPr>
         <w:drawing>
           <wp:inline distT="0" distB="0" distL="0" distR="0" wp14:anchorId="069CBE82" wp14:editId="46453753">
             <wp:extent cx="3313216" cy="901223"/>
@@ -2396,7 +2778,10 @@
         <w:t>Спецификация ОВ2</w:t>
       </w:r>
       <w:r>
-        <w:t xml:space="preserve">» (рис. </w:t>
+        <w:t>»</w:t>
+      </w:r>
+      <w:r>
+        <w:t xml:space="preserve"> (рис. </w:t>
       </w:r>
       <w:r>
         <w:t>14</w:t>
@@ -2417,10 +2802,6 @@
         <w:jc w:val="center"/>
       </w:pPr>
       <w:r>
-        <w:rPr>
-          <w:noProof/>
-        </w:rPr>
-        <w:lastRenderedPageBreak/>
         <w:drawing>
           <wp:inline distT="0" distB="0" distL="0" distR="0" wp14:anchorId="2F2B1D69" wp14:editId="6D607790">
             <wp:extent cx="2780648" cy="3954483"/>
@@ -2482,7 +2863,10 @@
         <w:t>Описание</w:t>
       </w:r>
       <w:r>
-        <w:t xml:space="preserve"> скрипта.</w:t>
+        <w:t xml:space="preserve"> скрипта</w:t>
+      </w:r>
+      <w:r>
+        <w:t>.</w:t>
       </w:r>
     </w:p>
     <w:p>
@@ -2509,9 +2893,6 @@
         <w:jc w:val="center"/>
       </w:pPr>
       <w:r>
-        <w:rPr>
-          <w:noProof/>
-        </w:rPr>
         <w:drawing>
           <wp:inline distT="0" distB="0" distL="0" distR="0" wp14:anchorId="7BABE76A" wp14:editId="5EAF274B">
             <wp:extent cx="2487880" cy="1614464"/>
@@ -2555,6 +2936,7 @@
         <w:jc w:val="center"/>
       </w:pPr>
       <w:r>
+        <w:lastRenderedPageBreak/>
         <w:t>Рис. 15. Выполнение скрипта.</w:t>
       </w:r>
     </w:p>
@@ -2591,10 +2973,6 @@
         <w:jc w:val="center"/>
       </w:pPr>
       <w:r>
-        <w:rPr>
-          <w:noProof/>
-        </w:rPr>
-        <w:lastRenderedPageBreak/>
         <w:drawing>
           <wp:inline distT="0" distB="0" distL="0" distR="0" wp14:anchorId="73FCD6AE" wp14:editId="5A62264D">
             <wp:extent cx="2422567" cy="1874901"/>
@@ -2684,9 +3062,6 @@
         <w:t xml:space="preserve"> </w:t>
       </w:r>
       <w:r>
-        <w:rPr>
-          <w:noProof/>
-        </w:rPr>
         <w:drawing>
           <wp:inline distT="0" distB="0" distL="0" distR="0" wp14:anchorId="4CD745F7" wp14:editId="039CC1B0">
             <wp:extent cx="2974769" cy="3390156"/>
@@ -2741,9 +3116,9 @@
           <w:numId w:val="1"/>
         </w:numPr>
       </w:pPr>
-      <w:bookmarkStart w:id="7" w:name="_Toc243621246"/>
-      <w:r>
-        <w:t>Оформление.</w:t>
+      <w:bookmarkStart w:id="7" w:name="_Toc243670571"/>
+      <w:r>
+        <w:t>Оформление</w:t>
       </w:r>
       <w:bookmarkEnd w:id="7"/>
     </w:p>
@@ -2755,12 +3130,12 @@
           <w:numId w:val="1"/>
         </w:numPr>
       </w:pPr>
-      <w:bookmarkStart w:id="8" w:name="_Toc243621247"/>
-      <w:r>
-        <w:t>Создание марки</w:t>
-      </w:r>
-      <w:r>
-        <w:t xml:space="preserve"> воздуховода</w:t>
+      <w:bookmarkStart w:id="8" w:name="_Toc243670572"/>
+      <w:r>
+        <w:t>Создание марк</w:t>
+      </w:r>
+      <w:r>
+        <w:t>и</w:t>
       </w:r>
       <w:bookmarkEnd w:id="8"/>
     </w:p>
@@ -2769,10 +3144,251 @@
         <w:t>При оформлении марки в</w:t>
       </w:r>
       <w:r>
-        <w:t xml:space="preserve"> именах большинства типоразмеров указываем, какие параметры выводит марка, их положение и длина полки. Например,</w:t>
-      </w:r>
-      <w:r>
-        <w:t xml:space="preserve"> на аксонометрии</w:t>
+        <w:t xml:space="preserve"> именах большинства типоразмеров указываем, какие параметры выводит марка, их положение и длина полки. </w:t>
+      </w:r>
+    </w:p>
+    <w:p>
+      <w:pPr>
+        <w:pStyle w:val="a7"/>
+        <w:numPr>
+          <w:ilvl w:val="0"/>
+          <w:numId w:val="2"/>
+        </w:numPr>
+      </w:pPr>
+      <w:r>
+        <w:t>Варианты обозначения воздуховодов:</w:t>
+      </w:r>
+    </w:p>
+    <w:p>
+      <w:pPr>
+        <w:pStyle w:val="a7"/>
+        <w:numPr>
+          <w:ilvl w:val="0"/>
+          <w:numId w:val="5"/>
+        </w:numPr>
+      </w:pPr>
+      <w:r>
+        <w:t>В семействе «</w:t>
+      </w:r>
+      <w:proofErr w:type="spellStart"/>
+      <w:r>
+        <w:t>ADSK_M_Воздуховоды</w:t>
+      </w:r>
+      <w:proofErr w:type="spellEnd"/>
+      <w:r>
+        <w:t xml:space="preserve">» </w:t>
+      </w:r>
+      <w:r>
+        <w:t>и типе «</w:t>
+      </w:r>
+      <w:r>
+        <w:t>Размер_12</w:t>
+      </w:r>
+      <w:r>
+        <w:t>»</w:t>
+      </w:r>
+      <w:r>
+        <w:t xml:space="preserve">. </w:t>
+      </w:r>
+      <w:r>
+        <w:t>Используется на плане и выводит размер (рис. 18).</w:t>
+      </w:r>
+    </w:p>
+    <w:p>
+      <w:pPr>
+        <w:pStyle w:val="a7"/>
+        <w:ind w:left="1080"/>
+        <w:jc w:val="center"/>
+      </w:pPr>
+      <w:r>
+        <w:lastRenderedPageBreak/>
+        <w:drawing>
+          <wp:inline distT="0" distB="0" distL="0" distR="0" wp14:anchorId="045DB3C5" wp14:editId="19C64FF8">
+            <wp:extent cx="2339435" cy="1169719"/>
+            <wp:effectExtent l="0" t="0" r="3810" b="0"/>
+            <wp:docPr id="292847341" name="Рисунок 1"/>
+            <wp:cNvGraphicFramePr>
+              <a:graphicFrameLocks xmlns:a="http://schemas.openxmlformats.org/drawingml/2006/main" noChangeAspect="1"/>
+            </wp:cNvGraphicFramePr>
+            <a:graphic xmlns:a="http://schemas.openxmlformats.org/drawingml/2006/main">
+              <a:graphicData uri="http://schemas.openxmlformats.org/drawingml/2006/picture">
+                <pic:pic xmlns:pic="http://schemas.openxmlformats.org/drawingml/2006/picture">
+                  <pic:nvPicPr>
+                    <pic:cNvPr id="292847341" name=""/>
+                    <pic:cNvPicPr/>
+                  </pic:nvPicPr>
+                  <pic:blipFill>
+                    <a:blip r:embed="rId23"/>
+                    <a:stretch>
+                      <a:fillRect/>
+                    </a:stretch>
+                  </pic:blipFill>
+                  <pic:spPr>
+                    <a:xfrm>
+                      <a:off x="0" y="0"/>
+                      <a:ext cx="2360662" cy="1180332"/>
+                    </a:xfrm>
+                    <a:prstGeom prst="rect">
+                      <a:avLst/>
+                    </a:prstGeom>
+                  </pic:spPr>
+                </pic:pic>
+              </a:graphicData>
+            </a:graphic>
+          </wp:inline>
+        </w:drawing>
+      </w:r>
+    </w:p>
+    <w:p>
+      <w:pPr>
+        <w:pStyle w:val="a7"/>
+        <w:ind w:left="1080"/>
+        <w:jc w:val="center"/>
+      </w:pPr>
+      <w:r>
+        <w:t>Рис. 18.</w:t>
+      </w:r>
+    </w:p>
+    <w:p>
+      <w:pPr>
+        <w:pStyle w:val="a7"/>
+        <w:ind w:left="1080"/>
+        <w:jc w:val="center"/>
+      </w:pPr>
+    </w:p>
+    <w:p>
+      <w:pPr>
+        <w:pStyle w:val="a7"/>
+        <w:numPr>
+          <w:ilvl w:val="0"/>
+          <w:numId w:val="5"/>
+        </w:numPr>
+      </w:pPr>
+      <w:r>
+        <w:t>В семействе «</w:t>
+      </w:r>
+      <w:proofErr w:type="spellStart"/>
+      <w:r>
+        <w:t>ADSK_M_Воздуховоды</w:t>
+      </w:r>
+      <w:proofErr w:type="spellEnd"/>
+      <w:r>
+        <w:t xml:space="preserve">» </w:t>
+      </w:r>
+      <w:r>
+        <w:t>и типе «</w:t>
+      </w:r>
+      <w:r>
+        <w:t>Имя системы / Размер_12</w:t>
+      </w:r>
+      <w:r>
+        <w:t>» (рис. 19). Используется на плане и показывает имя системы – в верхней части и размер – в нижней части</w:t>
+      </w:r>
+      <w:r>
+        <w:t>, а также длину полки 12 мм</w:t>
+      </w:r>
+      <w:r>
+        <w:t>.</w:t>
+      </w:r>
+    </w:p>
+    <w:p>
+      <w:pPr>
+        <w:pStyle w:val="a7"/>
+        <w:ind w:left="1080"/>
+        <w:jc w:val="center"/>
+      </w:pPr>
+      <w:r>
+        <w:drawing>
+          <wp:inline distT="0" distB="0" distL="0" distR="0" wp14:anchorId="4175A7E2" wp14:editId="6CF9E6CF">
+            <wp:extent cx="2393771" cy="2115728"/>
+            <wp:effectExtent l="0" t="0" r="6985" b="0"/>
+            <wp:docPr id="1123362189" name="Рисунок 1"/>
+            <wp:cNvGraphicFramePr>
+              <a:graphicFrameLocks xmlns:a="http://schemas.openxmlformats.org/drawingml/2006/main" noChangeAspect="1"/>
+            </wp:cNvGraphicFramePr>
+            <a:graphic xmlns:a="http://schemas.openxmlformats.org/drawingml/2006/main">
+              <a:graphicData uri="http://schemas.openxmlformats.org/drawingml/2006/picture">
+                <pic:pic xmlns:pic="http://schemas.openxmlformats.org/drawingml/2006/picture">
+                  <pic:nvPicPr>
+                    <pic:cNvPr id="1123362189" name=""/>
+                    <pic:cNvPicPr/>
+                  </pic:nvPicPr>
+                  <pic:blipFill>
+                    <a:blip r:embed="rId24"/>
+                    <a:stretch>
+                      <a:fillRect/>
+                    </a:stretch>
+                  </pic:blipFill>
+                  <pic:spPr>
+                    <a:xfrm>
+                      <a:off x="0" y="0"/>
+                      <a:ext cx="2402496" cy="2123440"/>
+                    </a:xfrm>
+                    <a:prstGeom prst="rect">
+                      <a:avLst/>
+                    </a:prstGeom>
+                  </pic:spPr>
+                </pic:pic>
+              </a:graphicData>
+            </a:graphic>
+          </wp:inline>
+        </w:drawing>
+      </w:r>
+    </w:p>
+    <w:p>
+      <w:pPr>
+        <w:pStyle w:val="a7"/>
+        <w:ind w:left="1080"/>
+        <w:jc w:val="center"/>
+      </w:pPr>
+      <w:r>
+        <w:t>Рис. 19.</w:t>
+      </w:r>
+    </w:p>
+    <w:p>
+      <w:pPr>
+        <w:pStyle w:val="a7"/>
+        <w:numPr>
+          <w:ilvl w:val="0"/>
+          <w:numId w:val="5"/>
+        </w:numPr>
+      </w:pPr>
+      <w:r>
+        <w:t>В семействе «</w:t>
+      </w:r>
+      <w:proofErr w:type="spellStart"/>
+      <w:r>
+        <w:t>ADSK_M_Воздуховоды</w:t>
+      </w:r>
+      <w:proofErr w:type="spellEnd"/>
+      <w:r>
+        <w:t xml:space="preserve">» </w:t>
+      </w:r>
+      <w:r>
+        <w:t>и типе «</w:t>
+      </w:r>
+      <w:r>
+        <w:t xml:space="preserve">Имя системы / </w:t>
+      </w:r>
+      <w:r>
+        <w:t>Расход_15</w:t>
+      </w:r>
+      <w:r>
+        <w:t>»</w:t>
+      </w:r>
+      <w:r>
+        <w:t>.</w:t>
+      </w:r>
+    </w:p>
+    <w:p>
+      <w:pPr>
+        <w:pStyle w:val="a7"/>
+      </w:pPr>
+      <w:r>
+        <w:t>На</w:t>
+      </w:r>
+      <w:r>
+        <w:t xml:space="preserve"> аксонометрии</w:t>
       </w:r>
       <w:r>
         <w:t xml:space="preserve"> имя типоразмера «</w:t>
@@ -2790,13 +3406,10 @@
         <w:t>и длина полки составляет 15 мм</w:t>
       </w:r>
       <w:r>
-        <w:t xml:space="preserve"> (рис. 1</w:t>
-      </w:r>
-      <w:r>
-        <w:t>8</w:t>
-      </w:r>
-      <w:r>
-        <w:t>)</w:t>
+        <w:t xml:space="preserve"> (рис. </w:t>
+      </w:r>
+      <w:r>
+        <w:t>20</w:t>
       </w:r>
       <w:r>
         <w:t>.</w:t>
@@ -2808,10 +3421,6 @@
         <w:jc w:val="center"/>
       </w:pPr>
       <w:r>
-        <w:rPr>
-          <w:noProof/>
-        </w:rPr>
-        <w:lastRenderedPageBreak/>
         <w:drawing>
           <wp:inline distT="0" distB="0" distL="0" distR="0" wp14:anchorId="52922DBD" wp14:editId="451878C3">
             <wp:extent cx="2588821" cy="1026199"/>
@@ -2828,7 +3437,7 @@
                     <pic:cNvPicPr/>
                   </pic:nvPicPr>
                   <pic:blipFill>
-                    <a:blip r:embed="rId23"/>
+                    <a:blip r:embed="rId25"/>
                     <a:stretch>
                       <a:fillRect/>
                     </a:stretch>
@@ -2854,66 +3463,23 @@
         <w:jc w:val="center"/>
       </w:pPr>
       <w:r>
-        <w:t>Рис. 1</w:t>
-      </w:r>
-      <w:r>
-        <w:t>8</w:t>
-      </w:r>
-      <w:r>
-        <w:t>. Марка воздуховода.</w:t>
-      </w:r>
-    </w:p>
-    <w:p/>
-    <w:p>
-      <w:r>
-        <w:t>В семействе «</w:t>
-      </w:r>
-      <w:proofErr w:type="spellStart"/>
-      <w:r>
-        <w:t>ADSK_M_Воздуховоды</w:t>
-      </w:r>
-      <w:proofErr w:type="spellEnd"/>
-      <w:r>
-        <w:t xml:space="preserve">» </w:t>
-      </w:r>
-      <w:r>
-        <w:t>и типе «</w:t>
-      </w:r>
-      <w:r>
-        <w:t>Размер_12</w:t>
-      </w:r>
-      <w:r>
-        <w:t>»</w:t>
-      </w:r>
-      <w:r>
-        <w:t xml:space="preserve"> нет полки. Она выводит имя системы и нужна для маркировки </w:t>
-      </w:r>
-      <w:r>
-        <w:t>на плане (рис. 1</w:t>
-      </w:r>
-      <w:r>
-        <w:t>9</w:t>
-      </w:r>
-      <w:r>
-        <w:t>)</w:t>
-      </w:r>
-      <w:r>
-        <w:t>.</w:t>
-      </w:r>
-    </w:p>
-    <w:p>
-      <w:pPr>
-        <w:jc w:val="center"/>
-      </w:pPr>
-      <w:r>
-        <w:rPr>
-          <w:noProof/>
-        </w:rPr>
+        <w:t xml:space="preserve">Рис. </w:t>
+      </w:r>
+      <w:r>
+        <w:t>20.</w:t>
+      </w:r>
+    </w:p>
+    <w:p>
+      <w:pPr>
+        <w:jc w:val="center"/>
+      </w:pPr>
+      <w:r>
+        <w:lastRenderedPageBreak/>
         <w:drawing>
-          <wp:inline distT="0" distB="0" distL="0" distR="0" wp14:anchorId="7BB3832D" wp14:editId="68F01A6A">
-            <wp:extent cx="2339435" cy="1169719"/>
-            <wp:effectExtent l="0" t="0" r="3810" b="0"/>
-            <wp:docPr id="292847341" name="Рисунок 1"/>
+          <wp:inline distT="0" distB="0" distL="0" distR="0" wp14:anchorId="11E1428F" wp14:editId="6CB45E57">
+            <wp:extent cx="1436915" cy="3161213"/>
+            <wp:effectExtent l="0" t="0" r="0" b="1270"/>
+            <wp:docPr id="721391642" name="Рисунок 1"/>
             <wp:cNvGraphicFramePr>
               <a:graphicFrameLocks xmlns:a="http://schemas.openxmlformats.org/drawingml/2006/main" noChangeAspect="1"/>
             </wp:cNvGraphicFramePr>
@@ -2921,11 +3487,11 @@
               <a:graphicData uri="http://schemas.openxmlformats.org/drawingml/2006/picture">
                 <pic:pic xmlns:pic="http://schemas.openxmlformats.org/drawingml/2006/picture">
                   <pic:nvPicPr>
-                    <pic:cNvPr id="292847341" name=""/>
+                    <pic:cNvPr id="721391642" name=""/>
                     <pic:cNvPicPr/>
                   </pic:nvPicPr>
                   <pic:blipFill>
-                    <a:blip r:embed="rId24"/>
+                    <a:blip r:embed="rId26"/>
                     <a:stretch>
                       <a:fillRect/>
                     </a:stretch>
@@ -2933,7 +3499,7 @@
                   <pic:spPr>
                     <a:xfrm>
                       <a:off x="0" y="0"/>
-                      <a:ext cx="2360662" cy="1180332"/>
+                      <a:ext cx="1440151" cy="3168333"/>
                     </a:xfrm>
                     <a:prstGeom prst="rect">
                       <a:avLst/>
@@ -2951,31 +3517,31 @@
         <w:jc w:val="center"/>
       </w:pPr>
       <w:r>
-        <w:t>Рис. 1</w:t>
-      </w:r>
-      <w:r>
-        <w:t>9</w:t>
-      </w:r>
-      <w:r>
-        <w:t>. Марка на плане.</w:t>
-      </w:r>
-    </w:p>
-    <w:p>
-      <w:pPr>
-        <w:pStyle w:val="2"/>
-        <w:numPr>
-          <w:ilvl w:val="1"/>
-          <w:numId w:val="1"/>
-        </w:numPr>
-      </w:pPr>
-      <w:bookmarkStart w:id="9" w:name="_Toc243621248"/>
-      <w:r>
-        <w:t>Марка других элементов</w:t>
-      </w:r>
-      <w:bookmarkEnd w:id="9"/>
-      <w:r>
-        <w:t xml:space="preserve"> </w:t>
-      </w:r>
+        <w:t>Р</w:t>
+      </w:r>
+      <w:r>
+        <w:t>ис. 2</w:t>
+      </w:r>
+      <w:r>
+        <w:t>1</w:t>
+      </w:r>
+      <w:r>
+        <w:t xml:space="preserve">. </w:t>
+      </w:r>
+      <w:r>
+        <w:t>Перечень марок воздуховодов</w:t>
+      </w:r>
+      <w:r>
+        <w:t xml:space="preserve"> в проекте</w:t>
+      </w:r>
+      <w:r>
+        <w:t>.</w:t>
+      </w:r>
+    </w:p>
+    <w:p>
+      <w:pPr>
+        <w:jc w:val="center"/>
+      </w:pPr>
     </w:p>
     <w:p>
       <w:pPr>
@@ -2986,24 +3552,524 @@
         </w:numPr>
       </w:pPr>
       <w:r>
-        <w:t xml:space="preserve">Марка арматуры трубопроводов (рис. </w:t>
-      </w:r>
-      <w:r>
-        <w:t>20</w:t>
+        <w:t>Варианты обозначения марки трубопроводов:</w:t>
+      </w:r>
+    </w:p>
+    <w:p>
+      <w:pPr>
+        <w:pStyle w:val="a7"/>
+        <w:numPr>
+          <w:ilvl w:val="0"/>
+          <w:numId w:val="7"/>
+        </w:numPr>
+      </w:pPr>
+      <w:r>
+        <w:t xml:space="preserve">В семействе </w:t>
+      </w:r>
+      <w:r>
+        <w:t>«</w:t>
+      </w:r>
+      <w:proofErr w:type="spellStart"/>
+      <w:r>
+        <w:t>ADSK_M</w:t>
+      </w:r>
+      <w:r>
+        <w:t>арка_Труб_ОсновныеОбозначения</w:t>
+      </w:r>
+      <w:proofErr w:type="spellEnd"/>
+      <w:r>
+        <w:t>»</w:t>
+      </w:r>
+      <w:r>
+        <w:t xml:space="preserve"> и типе «</w:t>
+      </w:r>
+      <w:r>
+        <w:t xml:space="preserve">Имя </w:t>
+      </w:r>
+      <w:proofErr w:type="spellStart"/>
+      <w:r>
+        <w:t>системы_Номер</w:t>
+      </w:r>
+      <w:proofErr w:type="spellEnd"/>
+      <w:r>
+        <w:t xml:space="preserve"> </w:t>
+      </w:r>
+      <w:proofErr w:type="spellStart"/>
+      <w:r>
+        <w:t>стояка_Внешний</w:t>
+      </w:r>
+      <w:proofErr w:type="spellEnd"/>
+      <w:r>
+        <w:t xml:space="preserve"> </w:t>
+      </w:r>
+      <w:proofErr w:type="spellStart"/>
+      <w:r>
+        <w:t>диаметр_Толщина</w:t>
+      </w:r>
+      <w:proofErr w:type="spellEnd"/>
+      <w:r>
+        <w:t xml:space="preserve"> стенки</w:t>
+      </w:r>
+      <w:r>
+        <w:t xml:space="preserve">» </w:t>
+      </w:r>
+      <w:r>
+        <w:t xml:space="preserve">(рис. </w:t>
+      </w:r>
+      <w:r>
+        <w:t>2</w:t>
+      </w:r>
+      <w:r>
+        <w:t>2</w:t>
       </w:r>
       <w:r>
         <w:t>)</w:t>
       </w:r>
-    </w:p>
-    <w:p>
-      <w:pPr>
-        <w:pStyle w:val="a7"/>
-        <w:jc w:val="center"/>
-      </w:pPr>
-      <w:r>
-        <w:rPr>
-          <w:noProof/>
-        </w:rPr>
+      <w:r>
+        <w:t>. Сверху обозначается Имя системы и номер стояка через девиз, в нижней части – Внешний диаметр и толщина стенки. Используется как на плане, так и на аксонометрии.</w:t>
+      </w:r>
+    </w:p>
+    <w:p>
+      <w:pPr>
+        <w:pStyle w:val="a7"/>
+      </w:pPr>
+    </w:p>
+    <w:p>
+      <w:pPr>
+        <w:pStyle w:val="a7"/>
+      </w:pPr>
+      <w:r>
+        <w:drawing>
+          <wp:inline distT="0" distB="0" distL="0" distR="0" wp14:anchorId="3530C8E1" wp14:editId="7349A997">
+            <wp:extent cx="3497283" cy="1833832"/>
+            <wp:effectExtent l="0" t="0" r="8255" b="0"/>
+            <wp:docPr id="1894732105" name="Рисунок 1"/>
+            <wp:cNvGraphicFramePr>
+              <a:graphicFrameLocks xmlns:a="http://schemas.openxmlformats.org/drawingml/2006/main" noChangeAspect="1"/>
+            </wp:cNvGraphicFramePr>
+            <a:graphic xmlns:a="http://schemas.openxmlformats.org/drawingml/2006/main">
+              <a:graphicData uri="http://schemas.openxmlformats.org/drawingml/2006/picture">
+                <pic:pic xmlns:pic="http://schemas.openxmlformats.org/drawingml/2006/picture">
+                  <pic:nvPicPr>
+                    <pic:cNvPr id="1894732105" name=""/>
+                    <pic:cNvPicPr/>
+                  </pic:nvPicPr>
+                  <pic:blipFill>
+                    <a:blip r:embed="rId27"/>
+                    <a:stretch>
+                      <a:fillRect/>
+                    </a:stretch>
+                  </pic:blipFill>
+                  <pic:spPr>
+                    <a:xfrm>
+                      <a:off x="0" y="0"/>
+                      <a:ext cx="3504263" cy="1837492"/>
+                    </a:xfrm>
+                    <a:prstGeom prst="rect">
+                      <a:avLst/>
+                    </a:prstGeom>
+                  </pic:spPr>
+                </pic:pic>
+              </a:graphicData>
+            </a:graphic>
+          </wp:inline>
+        </w:drawing>
+      </w:r>
+    </w:p>
+    <w:p>
+      <w:pPr>
+        <w:pStyle w:val="a7"/>
+        <w:jc w:val="center"/>
+      </w:pPr>
+      <w:r>
+        <w:t>Рис. 22.</w:t>
+      </w:r>
+    </w:p>
+    <w:p>
+      <w:pPr>
+        <w:pStyle w:val="a7"/>
+        <w:jc w:val="center"/>
+      </w:pPr>
+    </w:p>
+    <w:p>
+      <w:pPr>
+        <w:pStyle w:val="a7"/>
+        <w:numPr>
+          <w:ilvl w:val="0"/>
+          <w:numId w:val="7"/>
+        </w:numPr>
+      </w:pPr>
+      <w:r>
+        <w:t xml:space="preserve">В семействе </w:t>
+      </w:r>
+      <w:r>
+        <w:t>«</w:t>
+      </w:r>
+      <w:proofErr w:type="spellStart"/>
+      <w:r>
+        <w:t>ADSK_M</w:t>
+      </w:r>
+      <w:r>
+        <w:t>арка_Труб_ОсновныеОбозначения</w:t>
+      </w:r>
+      <w:proofErr w:type="spellEnd"/>
+      <w:r>
+        <w:t>»</w:t>
+      </w:r>
+      <w:r>
+        <w:t xml:space="preserve"> и типе «</w:t>
+      </w:r>
+      <w:r>
+        <w:t xml:space="preserve">Имя </w:t>
+      </w:r>
+      <w:proofErr w:type="spellStart"/>
+      <w:r>
+        <w:t>системы_Номер</w:t>
+      </w:r>
+      <w:proofErr w:type="spellEnd"/>
+      <w:r>
+        <w:t xml:space="preserve"> </w:t>
+      </w:r>
+      <w:proofErr w:type="spellStart"/>
+      <w:r>
+        <w:t>стояка_Диаметр</w:t>
+      </w:r>
+      <w:proofErr w:type="spellEnd"/>
+      <w:r>
+        <w:t>»</w:t>
+      </w:r>
+      <w:r>
+        <w:t xml:space="preserve">. </w:t>
+      </w:r>
+      <w:r>
+        <w:t>Сверху обозначается Имя системы и номер стояка через девиз, в нижней части –диаметр</w:t>
+      </w:r>
+      <w:r>
+        <w:t xml:space="preserve"> (рис. 23).</w:t>
+      </w:r>
+      <w:r>
+        <w:t xml:space="preserve"> </w:t>
+      </w:r>
+      <w:r>
+        <w:t>Используется как на плане, так и на аксонометрии.</w:t>
+      </w:r>
+    </w:p>
+    <w:p>
+      <w:pPr>
+        <w:ind w:left="360"/>
+      </w:pPr>
+    </w:p>
+    <w:p>
+      <w:pPr>
+        <w:ind w:left="360"/>
+        <w:jc w:val="center"/>
+      </w:pPr>
+      <w:r>
+        <w:lastRenderedPageBreak/>
+        <w:drawing>
+          <wp:inline distT="0" distB="0" distL="0" distR="0" wp14:anchorId="771CD983" wp14:editId="4FB18D69">
+            <wp:extent cx="3573425" cy="1971056"/>
+            <wp:effectExtent l="0" t="0" r="8255" b="0"/>
+            <wp:docPr id="1577000584" name="Рисунок 1"/>
+            <wp:cNvGraphicFramePr>
+              <a:graphicFrameLocks xmlns:a="http://schemas.openxmlformats.org/drawingml/2006/main" noChangeAspect="1"/>
+            </wp:cNvGraphicFramePr>
+            <a:graphic xmlns:a="http://schemas.openxmlformats.org/drawingml/2006/main">
+              <a:graphicData uri="http://schemas.openxmlformats.org/drawingml/2006/picture">
+                <pic:pic xmlns:pic="http://schemas.openxmlformats.org/drawingml/2006/picture">
+                  <pic:nvPicPr>
+                    <pic:cNvPr id="1577000584" name=""/>
+                    <pic:cNvPicPr/>
+                  </pic:nvPicPr>
+                  <pic:blipFill>
+                    <a:blip r:embed="rId28"/>
+                    <a:stretch>
+                      <a:fillRect/>
+                    </a:stretch>
+                  </pic:blipFill>
+                  <pic:spPr>
+                    <a:xfrm>
+                      <a:off x="0" y="0"/>
+                      <a:ext cx="3577418" cy="1973259"/>
+                    </a:xfrm>
+                    <a:prstGeom prst="rect">
+                      <a:avLst/>
+                    </a:prstGeom>
+                  </pic:spPr>
+                </pic:pic>
+              </a:graphicData>
+            </a:graphic>
+          </wp:inline>
+        </w:drawing>
+      </w:r>
+    </w:p>
+    <w:p>
+      <w:pPr>
+        <w:ind w:left="360"/>
+        <w:jc w:val="center"/>
+      </w:pPr>
+      <w:r>
+        <w:t>Рис. 23.</w:t>
+      </w:r>
+    </w:p>
+    <w:p>
+      <w:pPr>
+        <w:ind w:left="360"/>
+        <w:jc w:val="center"/>
+      </w:pPr>
+    </w:p>
+    <w:p>
+      <w:pPr>
+        <w:pStyle w:val="a7"/>
+        <w:numPr>
+          <w:ilvl w:val="0"/>
+          <w:numId w:val="7"/>
+        </w:numPr>
+      </w:pPr>
+      <w:r>
+        <w:t xml:space="preserve">В семействе </w:t>
+      </w:r>
+      <w:r>
+        <w:t>«</w:t>
+      </w:r>
+      <w:proofErr w:type="spellStart"/>
+      <w:r>
+        <w:t>ADSK_M</w:t>
+      </w:r>
+      <w:r>
+        <w:t>арка_Труб_ОсновныеОбозначения</w:t>
+      </w:r>
+      <w:proofErr w:type="spellEnd"/>
+      <w:r>
+        <w:t>»</w:t>
+      </w:r>
+      <w:r>
+        <w:t xml:space="preserve"> и типе «</w:t>
+      </w:r>
+      <w:r>
+        <w:t>Диаметр</w:t>
+      </w:r>
+      <w:r>
+        <w:t>». Сверху диаметр (рис. 2</w:t>
+      </w:r>
+      <w:r>
+        <w:t>4</w:t>
+      </w:r>
+      <w:r>
+        <w:t>)</w:t>
+      </w:r>
+      <w:r>
+        <w:t>. Используется в аксонометрии.</w:t>
+      </w:r>
+    </w:p>
+    <w:p>
+      <w:pPr>
+        <w:pStyle w:val="a7"/>
+      </w:pPr>
+    </w:p>
+    <w:p>
+      <w:pPr>
+        <w:pStyle w:val="a7"/>
+        <w:jc w:val="center"/>
+      </w:pPr>
+      <w:r>
+        <w:drawing>
+          <wp:inline distT="0" distB="0" distL="0" distR="0" wp14:anchorId="5BEA007B" wp14:editId="3B214EF8">
+            <wp:extent cx="2038635" cy="1028844"/>
+            <wp:effectExtent l="0" t="0" r="0" b="0"/>
+            <wp:docPr id="1767130346" name="Рисунок 1"/>
+            <wp:cNvGraphicFramePr>
+              <a:graphicFrameLocks xmlns:a="http://schemas.openxmlformats.org/drawingml/2006/main" noChangeAspect="1"/>
+            </wp:cNvGraphicFramePr>
+            <a:graphic xmlns:a="http://schemas.openxmlformats.org/drawingml/2006/main">
+              <a:graphicData uri="http://schemas.openxmlformats.org/drawingml/2006/picture">
+                <pic:pic xmlns:pic="http://schemas.openxmlformats.org/drawingml/2006/picture">
+                  <pic:nvPicPr>
+                    <pic:cNvPr id="1767130346" name=""/>
+                    <pic:cNvPicPr/>
+                  </pic:nvPicPr>
+                  <pic:blipFill>
+                    <a:blip r:embed="rId29"/>
+                    <a:stretch>
+                      <a:fillRect/>
+                    </a:stretch>
+                  </pic:blipFill>
+                  <pic:spPr>
+                    <a:xfrm>
+                      <a:off x="0" y="0"/>
+                      <a:ext cx="2038635" cy="1028844"/>
+                    </a:xfrm>
+                    <a:prstGeom prst="rect">
+                      <a:avLst/>
+                    </a:prstGeom>
+                  </pic:spPr>
+                </pic:pic>
+              </a:graphicData>
+            </a:graphic>
+          </wp:inline>
+        </w:drawing>
+      </w:r>
+    </w:p>
+    <w:p>
+      <w:pPr>
+        <w:pStyle w:val="a7"/>
+        <w:jc w:val="center"/>
+      </w:pPr>
+      <w:r>
+        <w:t>Рис. 24</w:t>
+      </w:r>
+    </w:p>
+    <w:p>
+      <w:pPr>
+        <w:pStyle w:val="a7"/>
+        <w:numPr>
+          <w:ilvl w:val="0"/>
+          <w:numId w:val="7"/>
+        </w:numPr>
+      </w:pPr>
+      <w:r>
+        <w:t xml:space="preserve">В семействе </w:t>
+      </w:r>
+      <w:r>
+        <w:t>«</w:t>
+      </w:r>
+      <w:proofErr w:type="spellStart"/>
+      <w:r>
+        <w:t>ADSK_M</w:t>
+      </w:r>
+      <w:r>
+        <w:t>арка_Труб_ОсновныеОбозначения</w:t>
+      </w:r>
+      <w:proofErr w:type="spellEnd"/>
+      <w:r>
+        <w:t>»</w:t>
+      </w:r>
+      <w:r>
+        <w:t xml:space="preserve"> и типе «</w:t>
+      </w:r>
+      <w:r>
+        <w:t xml:space="preserve">Внешний </w:t>
+      </w:r>
+      <w:proofErr w:type="spellStart"/>
+      <w:r>
+        <w:t>диаметр_Толщина</w:t>
+      </w:r>
+      <w:proofErr w:type="spellEnd"/>
+      <w:r>
+        <w:t xml:space="preserve"> стенки</w:t>
+      </w:r>
+      <w:r>
+        <w:t xml:space="preserve">». Сверху </w:t>
+      </w:r>
+      <w:r>
+        <w:t xml:space="preserve">указывается </w:t>
+      </w:r>
+      <w:r>
+        <w:t>диаметр</w:t>
+      </w:r>
+      <w:r>
+        <w:t xml:space="preserve"> внешний и толщина стенки</w:t>
+      </w:r>
+      <w:r>
+        <w:t xml:space="preserve"> (рис. 2</w:t>
+      </w:r>
+      <w:r>
+        <w:t>5</w:t>
+      </w:r>
+      <w:r>
+        <w:t>). Используется в аксонометрии.</w:t>
+      </w:r>
+    </w:p>
+    <w:p>
+      <w:pPr>
+        <w:pStyle w:val="a7"/>
+      </w:pPr>
+    </w:p>
+    <w:p>
+      <w:pPr>
+        <w:ind w:left="360"/>
+        <w:jc w:val="center"/>
+      </w:pPr>
+      <w:r>
+        <w:drawing>
+          <wp:inline distT="0" distB="0" distL="0" distR="0" wp14:anchorId="4267AFBD" wp14:editId="4482763E">
+            <wp:extent cx="2470068" cy="741021"/>
+            <wp:effectExtent l="0" t="0" r="6985" b="2540"/>
+            <wp:docPr id="973148078" name="Рисунок 1"/>
+            <wp:cNvGraphicFramePr>
+              <a:graphicFrameLocks xmlns:a="http://schemas.openxmlformats.org/drawingml/2006/main" noChangeAspect="1"/>
+            </wp:cNvGraphicFramePr>
+            <a:graphic xmlns:a="http://schemas.openxmlformats.org/drawingml/2006/main">
+              <a:graphicData uri="http://schemas.openxmlformats.org/drawingml/2006/picture">
+                <pic:pic xmlns:pic="http://schemas.openxmlformats.org/drawingml/2006/picture">
+                  <pic:nvPicPr>
+                    <pic:cNvPr id="973148078" name=""/>
+                    <pic:cNvPicPr/>
+                  </pic:nvPicPr>
+                  <pic:blipFill>
+                    <a:blip r:embed="rId30"/>
+                    <a:stretch>
+                      <a:fillRect/>
+                    </a:stretch>
+                  </pic:blipFill>
+                  <pic:spPr>
+                    <a:xfrm>
+                      <a:off x="0" y="0"/>
+                      <a:ext cx="2478835" cy="743651"/>
+                    </a:xfrm>
+                    <a:prstGeom prst="rect">
+                      <a:avLst/>
+                    </a:prstGeom>
+                  </pic:spPr>
+                </pic:pic>
+              </a:graphicData>
+            </a:graphic>
+          </wp:inline>
+        </w:drawing>
+      </w:r>
+    </w:p>
+    <w:p>
+      <w:pPr>
+        <w:pStyle w:val="a7"/>
+        <w:jc w:val="center"/>
+      </w:pPr>
+      <w:r>
+        <w:t>Рис. 2</w:t>
+      </w:r>
+      <w:r>
+        <w:t>5</w:t>
+      </w:r>
+    </w:p>
+    <w:p>
+      <w:pPr>
+        <w:pStyle w:val="a7"/>
+        <w:numPr>
+          <w:ilvl w:val="0"/>
+          <w:numId w:val="2"/>
+        </w:numPr>
+      </w:pPr>
+      <w:r>
+        <w:t>Варианты обозначения марки трубопроводов:</w:t>
+      </w:r>
+    </w:p>
+    <w:p>
+      <w:pPr>
+        <w:ind w:left="360"/>
+      </w:pPr>
+    </w:p>
+    <w:p>
+      <w:pPr>
+        <w:pStyle w:val="a7"/>
+        <w:jc w:val="center"/>
+      </w:pPr>
+    </w:p>
+    <w:p>
+      <w:pPr>
+        <w:pStyle w:val="a7"/>
+        <w:jc w:val="center"/>
+      </w:pPr>
+      <w:r>
+        <w:lastRenderedPageBreak/>
         <w:drawing>
           <wp:inline distT="0" distB="0" distL="0" distR="0" wp14:anchorId="3C1B0433" wp14:editId="51BDE0FD">
             <wp:extent cx="2351314" cy="3139288"/>
@@ -3020,7 +4086,7 @@
                     <pic:cNvPicPr/>
                   </pic:nvPicPr>
                   <pic:blipFill>
-                    <a:blip r:embed="rId25"/>
+                    <a:blip r:embed="rId31"/>
                     <a:stretch>
                       <a:fillRect/>
                     </a:stretch>
@@ -3050,11 +4116,26 @@
         <w:t xml:space="preserve">Рис. </w:t>
       </w:r>
       <w:r>
-        <w:t>20</w:t>
-      </w:r>
-      <w:r>
-        <w:t>. Марка трубопроводов</w:t>
-      </w:r>
+        <w:t>2</w:t>
+      </w:r>
+      <w:r>
+        <w:t>1</w:t>
+      </w:r>
+      <w:r>
+        <w:t>. Марка</w:t>
+      </w:r>
+      <w:r>
+        <w:t xml:space="preserve"> арматуры</w:t>
+      </w:r>
+      <w:r>
+        <w:t xml:space="preserve"> трубопроводов</w:t>
+      </w:r>
+    </w:p>
+    <w:p>
+      <w:pPr>
+        <w:pStyle w:val="a7"/>
+        <w:jc w:val="center"/>
+      </w:pPr>
     </w:p>
     <w:p>
       <w:pPr>
@@ -3068,7 +4149,10 @@
         <w:t xml:space="preserve">Марка изоляции воздуховодов (рис. </w:t>
       </w:r>
       <w:r>
-        <w:t>21</w:t>
+        <w:t>2</w:t>
+      </w:r>
+      <w:r>
+        <w:t>2</w:t>
       </w:r>
       <w:r>
         <w:t>)</w:t>
@@ -3080,9 +4164,6 @@
         <w:jc w:val="center"/>
       </w:pPr>
       <w:r>
-        <w:rPr>
-          <w:noProof/>
-        </w:rPr>
         <w:drawing>
           <wp:inline distT="0" distB="0" distL="0" distR="0" wp14:anchorId="746DD8E5" wp14:editId="16AE0D97">
             <wp:extent cx="2355438" cy="742208"/>
@@ -3099,7 +4180,7 @@
                     <pic:cNvPicPr/>
                   </pic:nvPicPr>
                   <pic:blipFill>
-                    <a:blip r:embed="rId26"/>
+                    <a:blip r:embed="rId32"/>
                     <a:stretch>
                       <a:fillRect/>
                     </a:stretch>
@@ -3129,7 +4210,10 @@
         <w:t xml:space="preserve">Рис. </w:t>
       </w:r>
       <w:r>
-        <w:t>21</w:t>
+        <w:t>2</w:t>
+      </w:r>
+      <w:r>
+        <w:t>2</w:t>
       </w:r>
       <w:r>
         <w:t>. Марка изоляции воздуховодов</w:t>
@@ -3143,12 +4227,11 @@
           <w:numId w:val="1"/>
         </w:numPr>
       </w:pPr>
-      <w:bookmarkStart w:id="10" w:name="_Toc243621249"/>
-      <w:r>
-        <w:lastRenderedPageBreak/>
+      <w:bookmarkStart w:id="9" w:name="_Toc243670573"/>
+      <w:r>
         <w:t>Вывод спецификации на А3</w:t>
       </w:r>
-      <w:bookmarkEnd w:id="10"/>
+      <w:bookmarkEnd w:id="9"/>
     </w:p>
     <w:p>
       <w:pPr>
@@ -3168,9 +4251,7 @@
         <w:jc w:val="center"/>
       </w:pPr>
       <w:r>
-        <w:rPr>
-          <w:noProof/>
-        </w:rPr>
+        <w:lastRenderedPageBreak/>
         <w:drawing>
           <wp:inline distT="0" distB="0" distL="0" distR="0" wp14:anchorId="67667339" wp14:editId="1226DEA0">
             <wp:extent cx="2255144" cy="3328398"/>
@@ -3187,7 +4268,7 @@
                     <pic:cNvPicPr/>
                   </pic:nvPicPr>
                   <pic:blipFill>
-                    <a:blip r:embed="rId27"/>
+                    <a:blip r:embed="rId33"/>
                     <a:stretch>
                       <a:fillRect/>
                     </a:stretch>
@@ -3214,13 +4295,19 @@
         <w:jc w:val="center"/>
       </w:pPr>
       <w:r>
-        <w:t>Рис. 22. Сводная спецификация А3</w:t>
-      </w:r>
-    </w:p>
-    <w:p>
-      <w:pPr>
-        <w:pStyle w:val="a7"/>
-        <w:jc w:val="center"/>
+        <w:t xml:space="preserve">Рис. 22. </w:t>
+      </w:r>
+      <w:r>
+        <w:t>Сводная спецификация А3</w:t>
+      </w:r>
+    </w:p>
+    <w:p>
+      <w:pPr>
+        <w:pStyle w:val="a7"/>
+        <w:jc w:val="center"/>
+        <w:rPr>
+          <w:lang w:val="en-US"/>
+        </w:rPr>
       </w:pPr>
     </w:p>
     <w:p>
@@ -3239,7 +4326,7 @@
       </w:r>
     </w:p>
     <w:sectPr>
-      <w:footerReference w:type="default" r:id="rId28"/>
+      <w:footerReference w:type="default" r:id="rId34"/>
       <w:pgSz w:w="12240" w:h="15840"/>
       <w:pgMar w:top="1440" w:right="1440" w:bottom="1440" w:left="1440" w:header="720" w:footer="720" w:gutter="0"/>
       <w:cols w:space="720"/>
@@ -3332,6 +4419,184 @@
 <file path=word/numbering.xml><?xml version="1.0" encoding="utf-8"?>
 <w:numbering xmlns:wpc="http://schemas.microsoft.com/office/word/2010/wordprocessingCanvas" xmlns:cx="http://schemas.microsoft.com/office/drawing/2014/chartex" xmlns:cx1="http://schemas.microsoft.com/office/drawing/2015/9/8/chartex" xmlns:cx2="http://schemas.microsoft.com/office/drawing/2015/10/21/chartex" xmlns:cx3="http://schemas.microsoft.com/office/drawing/2016/5/9/chartex" xmlns:cx4="http://schemas.microsoft.com/office/drawing/2016/5/10/chartex" xmlns:cx5="http://schemas.microsoft.com/office/drawing/2016/5/11/chartex" xmlns:cx6="http://schemas.microsoft.com/office/drawing/2016/5/12/chartex" xmlns:cx7="http://schemas.microsoft.com/office/drawing/2016/5/13/chartex" xmlns:cx8="http://schemas.microsoft.com/office/drawing/2016/5/14/chartex" xmlns:mc="http://schemas.openxmlformats.org/markup-compatibility/2006" xmlns:aink="http://schemas.microsoft.com/office/drawing/2016/ink" xmlns:am3d="http://schemas.microsoft.com/office/drawing/2017/model3d" xmlns:o="urn:schemas-microsoft-com:office:office" xmlns:oel="http://schemas.microsoft.com/office/2019/extlst" xmlns:r="http://schemas.openxmlformats.org/officeDocument/2006/relationships" xmlns:m="http://schemas.openxmlformats.org/officeDocument/2006/math" xmlns:v="urn:schemas-microsoft-com:vml" xmlns:wp14="http://schemas.microsoft.com/office/word/2010/wordprocessingDrawing" xmlns:wp="http://schemas.openxmlformats.org/drawingml/2006/wordprocessingDrawing" xmlns:w10="urn:schemas-microsoft-com:office:word" xmlns:w="http://schemas.openxmlformats.org/wordprocessingml/2006/main" xmlns:w14="http://schemas.microsoft.com/office/word/2010/wordml" xmlns:w15="http://schemas.microsoft.com/office/word/2012/wordml" xmlns:w16cex="http://schemas.microsoft.com/office/word/2018/wordml/cex" xmlns:w16cid="http://schemas.microsoft.com/office/word/2016/wordml/cid" xmlns:w16="http://schemas.microsoft.com/office/word/2018/wordml" xmlns:w16du="http://schemas.microsoft.com/office/word/2023/wordml/word16du" xmlns:w16sdtdh="http://schemas.microsoft.com/office/word/2020/wordml/sdtdatahash" xmlns:w16sdtfl="http://schemas.microsoft.com/office/word/2024/wordml/sdtformatlock" xmlns:w16se="http://schemas.microsoft.com/office/word/2015/wordml/symex" xmlns:wpg="http://schemas.microsoft.com/office/word/2010/wordprocessingGroup" xmlns:wpi="http://schemas.microsoft.com/office/word/2010/wordprocessingInk" xmlns:wne="http://schemas.microsoft.com/office/word/2006/wordml" xmlns:wps="http://schemas.microsoft.com/office/word/2010/wordprocessingShape" mc:Ignorable="w14 w15 w16se w16cid w16 w16cex w16sdtdh w16sdtfl w16du wp14">
   <w:abstractNum w:abstractNumId="0" w15:restartNumberingAfterBreak="0">
+    <w:nsid w:val="02B74BF0"/>
+    <w:multiLevelType w:val="hybridMultilevel"/>
+    <w:tmpl w:val="AF26C7C6"/>
+    <w:lvl w:ilvl="0" w:tplc="04190011">
+      <w:start w:val="1"/>
+      <w:numFmt w:val="decimal"/>
+      <w:lvlText w:val="%1)"/>
+      <w:lvlJc w:val="left"/>
+      <w:pPr>
+        <w:ind w:left="720" w:hanging="360"/>
+      </w:pPr>
+      <w:rPr>
+        <w:rFonts w:hint="default"/>
+      </w:rPr>
+    </w:lvl>
+    <w:lvl w:ilvl="1" w:tplc="04190019" w:tentative="1">
+      <w:start w:val="1"/>
+      <w:numFmt w:val="lowerLetter"/>
+      <w:lvlText w:val="%2."/>
+      <w:lvlJc w:val="left"/>
+      <w:pPr>
+        <w:ind w:left="1440" w:hanging="360"/>
+      </w:pPr>
+    </w:lvl>
+    <w:lvl w:ilvl="2" w:tplc="0419001B" w:tentative="1">
+      <w:start w:val="1"/>
+      <w:numFmt w:val="lowerRoman"/>
+      <w:lvlText w:val="%3."/>
+      <w:lvlJc w:val="right"/>
+      <w:pPr>
+        <w:ind w:left="2160" w:hanging="180"/>
+      </w:pPr>
+    </w:lvl>
+    <w:lvl w:ilvl="3" w:tplc="0419000F" w:tentative="1">
+      <w:start w:val="1"/>
+      <w:numFmt w:val="decimal"/>
+      <w:lvlText w:val="%4."/>
+      <w:lvlJc w:val="left"/>
+      <w:pPr>
+        <w:ind w:left="2880" w:hanging="360"/>
+      </w:pPr>
+    </w:lvl>
+    <w:lvl w:ilvl="4" w:tplc="04190019" w:tentative="1">
+      <w:start w:val="1"/>
+      <w:numFmt w:val="lowerLetter"/>
+      <w:lvlText w:val="%5."/>
+      <w:lvlJc w:val="left"/>
+      <w:pPr>
+        <w:ind w:left="3600" w:hanging="360"/>
+      </w:pPr>
+    </w:lvl>
+    <w:lvl w:ilvl="5" w:tplc="0419001B" w:tentative="1">
+      <w:start w:val="1"/>
+      <w:numFmt w:val="lowerRoman"/>
+      <w:lvlText w:val="%6."/>
+      <w:lvlJc w:val="right"/>
+      <w:pPr>
+        <w:ind w:left="4320" w:hanging="180"/>
+      </w:pPr>
+    </w:lvl>
+    <w:lvl w:ilvl="6" w:tplc="0419000F" w:tentative="1">
+      <w:start w:val="1"/>
+      <w:numFmt w:val="decimal"/>
+      <w:lvlText w:val="%7."/>
+      <w:lvlJc w:val="left"/>
+      <w:pPr>
+        <w:ind w:left="5040" w:hanging="360"/>
+      </w:pPr>
+    </w:lvl>
+    <w:lvl w:ilvl="7" w:tplc="04190019" w:tentative="1">
+      <w:start w:val="1"/>
+      <w:numFmt w:val="lowerLetter"/>
+      <w:lvlText w:val="%8."/>
+      <w:lvlJc w:val="left"/>
+      <w:pPr>
+        <w:ind w:left="5760" w:hanging="360"/>
+      </w:pPr>
+    </w:lvl>
+    <w:lvl w:ilvl="8" w:tplc="0419001B" w:tentative="1">
+      <w:start w:val="1"/>
+      <w:numFmt w:val="lowerRoman"/>
+      <w:lvlText w:val="%9."/>
+      <w:lvlJc w:val="right"/>
+      <w:pPr>
+        <w:ind w:left="6480" w:hanging="180"/>
+      </w:pPr>
+    </w:lvl>
+  </w:abstractNum>
+  <w:abstractNum w:abstractNumId="1" w15:restartNumberingAfterBreak="0">
+    <w:nsid w:val="0EA034CC"/>
+    <w:multiLevelType w:val="hybridMultilevel"/>
+    <w:tmpl w:val="C9B83D1A"/>
+    <w:lvl w:ilvl="0" w:tplc="63E60E7C">
+      <w:start w:val="1"/>
+      <w:numFmt w:val="decimal"/>
+      <w:lvlText w:val="%1)"/>
+      <w:lvlJc w:val="left"/>
+      <w:pPr>
+        <w:ind w:left="1080" w:hanging="360"/>
+      </w:pPr>
+      <w:rPr>
+        <w:rFonts w:hint="default"/>
+      </w:rPr>
+    </w:lvl>
+    <w:lvl w:ilvl="1" w:tplc="04190019" w:tentative="1">
+      <w:start w:val="1"/>
+      <w:numFmt w:val="lowerLetter"/>
+      <w:lvlText w:val="%2."/>
+      <w:lvlJc w:val="left"/>
+      <w:pPr>
+        <w:ind w:left="1800" w:hanging="360"/>
+      </w:pPr>
+    </w:lvl>
+    <w:lvl w:ilvl="2" w:tplc="0419001B" w:tentative="1">
+      <w:start w:val="1"/>
+      <w:numFmt w:val="lowerRoman"/>
+      <w:lvlText w:val="%3."/>
+      <w:lvlJc w:val="right"/>
+      <w:pPr>
+        <w:ind w:left="2520" w:hanging="180"/>
+      </w:pPr>
+    </w:lvl>
+    <w:lvl w:ilvl="3" w:tplc="0419000F" w:tentative="1">
+      <w:start w:val="1"/>
+      <w:numFmt w:val="decimal"/>
+      <w:lvlText w:val="%4."/>
+      <w:lvlJc w:val="left"/>
+      <w:pPr>
+        <w:ind w:left="3240" w:hanging="360"/>
+      </w:pPr>
+    </w:lvl>
+    <w:lvl w:ilvl="4" w:tplc="04190019" w:tentative="1">
+      <w:start w:val="1"/>
+      <w:numFmt w:val="lowerLetter"/>
+      <w:lvlText w:val="%5."/>
+      <w:lvlJc w:val="left"/>
+      <w:pPr>
+        <w:ind w:left="3960" w:hanging="360"/>
+      </w:pPr>
+    </w:lvl>
+    <w:lvl w:ilvl="5" w:tplc="0419001B" w:tentative="1">
+      <w:start w:val="1"/>
+      <w:numFmt w:val="lowerRoman"/>
+      <w:lvlText w:val="%6."/>
+      <w:lvlJc w:val="right"/>
+      <w:pPr>
+        <w:ind w:left="4680" w:hanging="180"/>
+      </w:pPr>
+    </w:lvl>
+    <w:lvl w:ilvl="6" w:tplc="0419000F" w:tentative="1">
+      <w:start w:val="1"/>
+      <w:numFmt w:val="decimal"/>
+      <w:lvlText w:val="%7."/>
+      <w:lvlJc w:val="left"/>
+      <w:pPr>
+        <w:ind w:left="5400" w:hanging="360"/>
+      </w:pPr>
+    </w:lvl>
+    <w:lvl w:ilvl="7" w:tplc="04190019" w:tentative="1">
+      <w:start w:val="1"/>
+      <w:numFmt w:val="lowerLetter"/>
+      <w:lvlText w:val="%8."/>
+      <w:lvlJc w:val="left"/>
+      <w:pPr>
+        <w:ind w:left="6120" w:hanging="360"/>
+      </w:pPr>
+    </w:lvl>
+    <w:lvl w:ilvl="8" w:tplc="0419001B" w:tentative="1">
+      <w:start w:val="1"/>
+      <w:numFmt w:val="lowerRoman"/>
+      <w:lvlText w:val="%9."/>
+      <w:lvlJc w:val="right"/>
+      <w:pPr>
+        <w:ind w:left="6840" w:hanging="180"/>
+      </w:pPr>
+    </w:lvl>
+  </w:abstractNum>
+  <w:abstractNum w:abstractNumId="2" w15:restartNumberingAfterBreak="0">
     <w:nsid w:val="280050A6"/>
     <w:multiLevelType w:val="hybridMultilevel"/>
     <w:tmpl w:val="187EFD18"/>
@@ -3444,10 +4709,96 @@
       </w:rPr>
     </w:lvl>
   </w:abstractNum>
-  <w:abstractNum w:abstractNumId="1" w15:restartNumberingAfterBreak="0">
+  <w:abstractNum w:abstractNumId="3" w15:restartNumberingAfterBreak="0">
+    <w:nsid w:val="47FB2A1E"/>
+    <w:multiLevelType w:val="hybridMultilevel"/>
+    <w:tmpl w:val="E46A63D2"/>
+    <w:lvl w:ilvl="0" w:tplc="0419000F">
+      <w:start w:val="1"/>
+      <w:numFmt w:val="decimal"/>
+      <w:lvlText w:val="%1."/>
+      <w:lvlJc w:val="left"/>
+      <w:pPr>
+        <w:ind w:left="1080" w:hanging="360"/>
+      </w:pPr>
+    </w:lvl>
+    <w:lvl w:ilvl="1" w:tplc="04190019" w:tentative="1">
+      <w:start w:val="1"/>
+      <w:numFmt w:val="lowerLetter"/>
+      <w:lvlText w:val="%2."/>
+      <w:lvlJc w:val="left"/>
+      <w:pPr>
+        <w:ind w:left="1800" w:hanging="360"/>
+      </w:pPr>
+    </w:lvl>
+    <w:lvl w:ilvl="2" w:tplc="0419001B" w:tentative="1">
+      <w:start w:val="1"/>
+      <w:numFmt w:val="lowerRoman"/>
+      <w:lvlText w:val="%3."/>
+      <w:lvlJc w:val="right"/>
+      <w:pPr>
+        <w:ind w:left="2520" w:hanging="180"/>
+      </w:pPr>
+    </w:lvl>
+    <w:lvl w:ilvl="3" w:tplc="0419000F" w:tentative="1">
+      <w:start w:val="1"/>
+      <w:numFmt w:val="decimal"/>
+      <w:lvlText w:val="%4."/>
+      <w:lvlJc w:val="left"/>
+      <w:pPr>
+        <w:ind w:left="3240" w:hanging="360"/>
+      </w:pPr>
+    </w:lvl>
+    <w:lvl w:ilvl="4" w:tplc="04190019" w:tentative="1">
+      <w:start w:val="1"/>
+      <w:numFmt w:val="lowerLetter"/>
+      <w:lvlText w:val="%5."/>
+      <w:lvlJc w:val="left"/>
+      <w:pPr>
+        <w:ind w:left="3960" w:hanging="360"/>
+      </w:pPr>
+    </w:lvl>
+    <w:lvl w:ilvl="5" w:tplc="0419001B" w:tentative="1">
+      <w:start w:val="1"/>
+      <w:numFmt w:val="lowerRoman"/>
+      <w:lvlText w:val="%6."/>
+      <w:lvlJc w:val="right"/>
+      <w:pPr>
+        <w:ind w:left="4680" w:hanging="180"/>
+      </w:pPr>
+    </w:lvl>
+    <w:lvl w:ilvl="6" w:tplc="0419000F" w:tentative="1">
+      <w:start w:val="1"/>
+      <w:numFmt w:val="decimal"/>
+      <w:lvlText w:val="%7."/>
+      <w:lvlJc w:val="left"/>
+      <w:pPr>
+        <w:ind w:left="5400" w:hanging="360"/>
+      </w:pPr>
+    </w:lvl>
+    <w:lvl w:ilvl="7" w:tplc="04190019" w:tentative="1">
+      <w:start w:val="1"/>
+      <w:numFmt w:val="lowerLetter"/>
+      <w:lvlText w:val="%8."/>
+      <w:lvlJc w:val="left"/>
+      <w:pPr>
+        <w:ind w:left="6120" w:hanging="360"/>
+      </w:pPr>
+    </w:lvl>
+    <w:lvl w:ilvl="8" w:tplc="0419001B" w:tentative="1">
+      <w:start w:val="1"/>
+      <w:numFmt w:val="lowerRoman"/>
+      <w:lvlText w:val="%9."/>
+      <w:lvlJc w:val="right"/>
+      <w:pPr>
+        <w:ind w:left="6840" w:hanging="180"/>
+      </w:pPr>
+    </w:lvl>
+  </w:abstractNum>
+  <w:abstractNum w:abstractNumId="4" w15:restartNumberingAfterBreak="0">
     <w:nsid w:val="4C6D4250"/>
     <w:multiLevelType w:val="hybridMultilevel"/>
-    <w:tmpl w:val="01C8ACB0"/>
+    <w:tmpl w:val="53A8CECA"/>
     <w:lvl w:ilvl="0" w:tplc="04190001">
       <w:start w:val="1"/>
       <w:numFmt w:val="bullet"/>
@@ -3557,7 +4908,7 @@
       </w:rPr>
     </w:lvl>
   </w:abstractNum>
-  <w:abstractNum w:abstractNumId="2" w15:restartNumberingAfterBreak="0">
+  <w:abstractNum w:abstractNumId="5" w15:restartNumberingAfterBreak="0">
     <w:nsid w:val="72143168"/>
     <w:multiLevelType w:val="multilevel"/>
     <w:tmpl w:val="F7643C54"/>
@@ -3678,7 +5029,7 @@
       </w:rPr>
     </w:lvl>
   </w:abstractNum>
-  <w:abstractNum w:abstractNumId="3" w15:restartNumberingAfterBreak="0">
+  <w:abstractNum w:abstractNumId="6" w15:restartNumberingAfterBreak="0">
     <w:nsid w:val="77303F4B"/>
     <w:multiLevelType w:val="hybridMultilevel"/>
     <w:tmpl w:val="A6884C54"/>
@@ -3792,16 +5143,25 @@
     </w:lvl>
   </w:abstractNum>
   <w:num w:numId="1" w16cid:durableId="1065646916">
+    <w:abstractNumId w:val="5"/>
+  </w:num>
+  <w:num w:numId="2" w16cid:durableId="512300505">
+    <w:abstractNumId w:val="4"/>
+  </w:num>
+  <w:num w:numId="3" w16cid:durableId="928580441">
     <w:abstractNumId w:val="2"/>
   </w:num>
-  <w:num w:numId="2" w16cid:durableId="512300505">
+  <w:num w:numId="4" w16cid:durableId="2138064843">
+    <w:abstractNumId w:val="6"/>
+  </w:num>
+  <w:num w:numId="5" w16cid:durableId="1027097148">
     <w:abstractNumId w:val="1"/>
   </w:num>
-  <w:num w:numId="3" w16cid:durableId="928580441">
+  <w:num w:numId="6" w16cid:durableId="374699474">
+    <w:abstractNumId w:val="3"/>
+  </w:num>
+  <w:num w:numId="7" w16cid:durableId="1151218515">
     <w:abstractNumId w:val="0"/>
-  </w:num>
-  <w:num w:numId="4" w16cid:durableId="2138064843">
-    <w:abstractNumId w:val="3"/>
   </w:num>
 </w:numbering>
 </file>
@@ -4415,7 +5775,6 @@
   <w:style w:type="character" w:default="1" w:styleId="a0">
     <w:name w:val="Default Paragraph Font"/>
     <w:uiPriority w:val="1"/>
-    <w:semiHidden/>
     <w:unhideWhenUsed/>
   </w:style>
   <w:style w:type="table" w:default="1" w:styleId="a1">
@@ -4856,6 +6215,25 @@
       <w:u w:val="single"/>
     </w:rPr>
   </w:style>
+  <w:style w:type="table" w:styleId="af2">
+    <w:name w:val="Table Grid"/>
+    <w:basedOn w:val="a1"/>
+    <w:uiPriority w:val="39"/>
+    <w:rsid w:val="00E94296"/>
+    <w:pPr>
+      <w:spacing w:after="0" w:line="240" w:lineRule="auto"/>
+    </w:pPr>
+    <w:tblPr>
+      <w:tblBorders>
+        <w:top w:val="single" w:sz="4" w:space="0" w:color="auto"/>
+        <w:left w:val="single" w:sz="4" w:space="0" w:color="auto"/>
+        <w:bottom w:val="single" w:sz="4" w:space="0" w:color="auto"/>
+        <w:right w:val="single" w:sz="4" w:space="0" w:color="auto"/>
+        <w:insideH w:val="single" w:sz="4" w:space="0" w:color="auto"/>
+        <w:insideV w:val="single" w:sz="4" w:space="0" w:color="auto"/>
+      </w:tblBorders>
+    </w:tblPr>
+  </w:style>
 </w:styles>
 </file>
 

--- a/docs/Руководство по работе с шаблоном ОВ_SP.docx
+++ b/docs/Руководство по работе с шаблоном ОВ_SP.docx
@@ -2028,7 +2028,13 @@
         <w:rPr>
           <w:lang w:val="en-US"/>
         </w:rPr>
-        <w:t>WEP</w:t>
+        <w:t>WE</w:t>
+      </w:r>
+      <w:r>
+        <w:rPr>
+          <w:lang w:val="en-US"/>
+        </w:rPr>
+        <w:t>B</w:t>
       </w:r>
       <w:r>
         <w:t>.</w:t>
